--- a/docs/report/SDACS_Technical_Report_v2.docx
+++ b/docs/report/SDACS_Technical_Report_v2.docx
@@ -3051,6 +3051,69 @@
           <w:szCs w:val="22"/>
         </w:rPr>
         <w:t xml:space="preserve">본 시스템은 9개 핵심 알고리즘이 4개 계층에서 계층적으로 동작한다. 각 계층은 독립적으로 동작하면서도 상위/하위 계층과 메시지를 교환하여 전체 시스템의 안전성을 보장한다.</w:t>
+      </w:r>
+    </w:p>
+    <w:p>
+      <w:pPr>
+        <w:spacing w:after="80" w:before="200"/>
+        <w:jc w:val="center"/>
+      </w:pPr>
+      <w:r>
+        <w:drawing>
+          <wp:inline distT="0" distB="0" distL="0" distR="0">
+            <wp:extent cx="4762500" cy="2667000"/>
+            <wp:effectExtent t="0" r="0" b="0" l="0"/>
+            <wp:docPr id="1" name="algorithm_flow.svg" descr="[그림 1] 알고리즘 흐름도" title="[그림 1] 알고리즘 흐름도"/>
+            <wp:cNvGraphicFramePr>
+              <a:graphicFrameLocks xmlns:a="http://schemas.openxmlformats.org/drawingml/2006/main" noChangeAspect="1"/>
+            </wp:cNvGraphicFramePr>
+            <a:graphic xmlns:a="http://schemas.openxmlformats.org/drawingml/2006/main">
+              <a:graphicData uri="http://schemas.openxmlformats.org/drawingml/2006/picture">
+                <pic:pic xmlns:pic="http://schemas.openxmlformats.org/drawingml/2006/picture">
+                  <pic:nvPicPr>
+                    <pic:cNvPr id="0" name="" descr=""/>
+                    <pic:cNvPicPr>
+                      <a:picLocks noChangeAspect="1" noChangeArrowheads="1"/>
+                    </pic:cNvPicPr>
+                  </pic:nvPicPr>
+                  <pic:blipFill>
+                    <a:blip r:embed="rId9" cstate="none"/>
+                    <a:srcRect/>
+                    <a:stretch>
+                      <a:fillRect/>
+                    </a:stretch>
+                  </pic:blipFill>
+                  <pic:spPr bwMode="auto">
+                    <a:xfrm>
+                      <a:off x="0" y="0"/>
+                      <a:ext cx="4762500" cy="2667000"/>
+                    </a:xfrm>
+                    <a:prstGeom prst="rect">
+                      <a:avLst/>
+                    </a:prstGeom>
+                  </pic:spPr>
+                </pic:pic>
+              </a:graphicData>
+            </a:graphic>
+          </wp:inline>
+        </w:drawing>
+      </w:r>
+    </w:p>
+    <w:p>
+      <w:pPr>
+        <w:spacing w:after="200"/>
+        <w:jc w:val="center"/>
+      </w:pPr>
+      <w:r>
+        <w:rPr>
+          <w:rFonts w:ascii="맑은 고딕" w:cs="맑은 고딕" w:eastAsia="맑은 고딕" w:hAnsi="맑은 고딕"/>
+          <w:i/>
+          <w:iCs/>
+          <w:color w:val="666666"/>
+          <w:sz w:val="18"/>
+          <w:szCs w:val="18"/>
+        </w:rPr>
+        <w:t xml:space="preserve">[그림 1] 알고리즘 흐름도</w:t>
       </w:r>
     </w:p>
     <w:tbl>
@@ -5216,6 +5279,69 @@
     </w:p>
     <w:p>
       <w:pPr>
+        <w:spacing w:after="80" w:before="200"/>
+        <w:jc w:val="center"/>
+      </w:pPr>
+      <w:r>
+        <w:drawing>
+          <wp:inline distT="0" distB="0" distL="0" distR="0">
+            <wp:extent cx="4953000" cy="2857500"/>
+            <wp:effectExtent t="0" r="0" b="0" l="0"/>
+            <wp:docPr id="1" name="architecture.svg" descr="[그림 2] SDACS 4계층 시스템 아키텍처" title="[그림 2] SDACS 4계층 시스템 아키텍처"/>
+            <wp:cNvGraphicFramePr>
+              <a:graphicFrameLocks xmlns:a="http://schemas.openxmlformats.org/drawingml/2006/main" noChangeAspect="1"/>
+            </wp:cNvGraphicFramePr>
+            <a:graphic xmlns:a="http://schemas.openxmlformats.org/drawingml/2006/main">
+              <a:graphicData uri="http://schemas.openxmlformats.org/drawingml/2006/picture">
+                <pic:pic xmlns:pic="http://schemas.openxmlformats.org/drawingml/2006/picture">
+                  <pic:nvPicPr>
+                    <pic:cNvPr id="0" name="" descr=""/>
+                    <pic:cNvPicPr>
+                      <a:picLocks noChangeAspect="1" noChangeArrowheads="1"/>
+                    </pic:cNvPicPr>
+                  </pic:nvPicPr>
+                  <pic:blipFill>
+                    <a:blip r:embed="rId10" cstate="none"/>
+                    <a:srcRect/>
+                    <a:stretch>
+                      <a:fillRect/>
+                    </a:stretch>
+                  </pic:blipFill>
+                  <pic:spPr bwMode="auto">
+                    <a:xfrm>
+                      <a:off x="0" y="0"/>
+                      <a:ext cx="4953000" cy="2857500"/>
+                    </a:xfrm>
+                    <a:prstGeom prst="rect">
+                      <a:avLst/>
+                    </a:prstGeom>
+                  </pic:spPr>
+                </pic:pic>
+              </a:graphicData>
+            </a:graphic>
+          </wp:inline>
+        </w:drawing>
+      </w:r>
+    </w:p>
+    <w:p>
+      <w:pPr>
+        <w:spacing w:after="200"/>
+        <w:jc w:val="center"/>
+      </w:pPr>
+      <w:r>
+        <w:rPr>
+          <w:rFonts w:ascii="맑은 고딕" w:cs="맑은 고딕" w:eastAsia="맑은 고딕" w:hAnsi="맑은 고딕"/>
+          <w:i/>
+          <w:iCs/>
+          <w:color w:val="666666"/>
+          <w:sz w:val="18"/>
+          <w:szCs w:val="18"/>
+        </w:rPr>
+        <w:t xml:space="preserve">[그림 2] SDACS 4계층 시스템 아키텍처</w:t>
+      </w:r>
+    </w:p>
+    <w:p>
+      <w:pPr>
         <w:pStyle w:val="Heading3"/>
         <w:spacing w:after="120" w:before="200"/>
       </w:pPr>
@@ -6735,6 +6861,69 @@
           <w:szCs w:val="22"/>
         </w:rPr>
         <w:t xml:space="preserve">두 드론의 현재 위치와 속도 벡터로부터 향후 90초 내 최근접 시점(t_cpa)과 최근접 거리(d_cpa)를 계산한다. d_cpa &lt; 50m이면 충돌 예측으로 판정하고 Resolution Advisory를 발령한다. O(N^2) 페어 스캔으로 100대 기준 초당 4,950회 계산을 수행한다.</w:t>
+      </w:r>
+    </w:p>
+    <w:p>
+      <w:pPr>
+        <w:spacing w:after="80" w:before="200"/>
+        <w:jc w:val="center"/>
+      </w:pPr>
+      <w:r>
+        <w:drawing>
+          <wp:inline distT="0" distB="0" distL="0" distR="0">
+            <wp:extent cx="4762500" cy="2381250"/>
+            <wp:effectExtent t="0" r="0" b="0" l="0"/>
+            <wp:docPr id="1" name="detection_pipeline.svg" descr="[그림 4] 위협 탐지 → 어드바이저리 발령 파이프라인" title="[그림 4] 위협 탐지 → 어드바이저리 발령 파이프라인"/>
+            <wp:cNvGraphicFramePr>
+              <a:graphicFrameLocks xmlns:a="http://schemas.openxmlformats.org/drawingml/2006/main" noChangeAspect="1"/>
+            </wp:cNvGraphicFramePr>
+            <a:graphic xmlns:a="http://schemas.openxmlformats.org/drawingml/2006/main">
+              <a:graphicData uri="http://schemas.openxmlformats.org/drawingml/2006/picture">
+                <pic:pic xmlns:pic="http://schemas.openxmlformats.org/drawingml/2006/picture">
+                  <pic:nvPicPr>
+                    <pic:cNvPr id="0" name="" descr=""/>
+                    <pic:cNvPicPr>
+                      <a:picLocks noChangeAspect="1" noChangeArrowheads="1"/>
+                    </pic:cNvPicPr>
+                  </pic:nvPicPr>
+                  <pic:blipFill>
+                    <a:blip r:embed="rId11" cstate="none"/>
+                    <a:srcRect/>
+                    <a:stretch>
+                      <a:fillRect/>
+                    </a:stretch>
+                  </pic:blipFill>
+                  <pic:spPr bwMode="auto">
+                    <a:xfrm>
+                      <a:off x="0" y="0"/>
+                      <a:ext cx="4762500" cy="2381250"/>
+                    </a:xfrm>
+                    <a:prstGeom prst="rect">
+                      <a:avLst/>
+                    </a:prstGeom>
+                  </pic:spPr>
+                </pic:pic>
+              </a:graphicData>
+            </a:graphic>
+          </wp:inline>
+        </w:drawing>
+      </w:r>
+    </w:p>
+    <w:p>
+      <w:pPr>
+        <w:spacing w:after="200"/>
+        <w:jc w:val="center"/>
+      </w:pPr>
+      <w:r>
+        <w:rPr>
+          <w:rFonts w:ascii="맑은 고딕" w:cs="맑은 고딕" w:eastAsia="맑은 고딕" w:hAnsi="맑은 고딕"/>
+          <w:i/>
+          <w:iCs/>
+          <w:color w:val="666666"/>
+          <w:sz w:val="18"/>
+          <w:szCs w:val="18"/>
+        </w:rPr>
+        <w:t xml:space="preserve">[그림 4] 위협 탐지 → 어드바이저리 발령 파이프라인</w:t>
       </w:r>
     </w:p>
     <w:p>
@@ -7763,6 +7952,69 @@
         <w:t xml:space="preserve">각 드론은 8가지 비행 상태를 가지며, 상태 간 전이는 조건에 따라 자동으로 이루어진다.</w:t>
       </w:r>
     </w:p>
+    <w:p>
+      <w:pPr>
+        <w:spacing w:after="80" w:before="200"/>
+        <w:jc w:val="center"/>
+      </w:pPr>
+      <w:r>
+        <w:drawing>
+          <wp:inline distT="0" distB="0" distL="0" distR="0">
+            <wp:extent cx="4572000" cy="2476500"/>
+            <wp:effectExtent t="0" r="0" b="0" l="0"/>
+            <wp:docPr id="1" name="flight_phase_fsm.svg" descr="[그림 3] 드론 비행 상태 기계 (8단계 FSM)" title="[그림 3] 드론 비행 상태 기계 (8단계 FSM)"/>
+            <wp:cNvGraphicFramePr>
+              <a:graphicFrameLocks xmlns:a="http://schemas.openxmlformats.org/drawingml/2006/main" noChangeAspect="1"/>
+            </wp:cNvGraphicFramePr>
+            <a:graphic xmlns:a="http://schemas.openxmlformats.org/drawingml/2006/main">
+              <a:graphicData uri="http://schemas.openxmlformats.org/drawingml/2006/picture">
+                <pic:pic xmlns:pic="http://schemas.openxmlformats.org/drawingml/2006/picture">
+                  <pic:nvPicPr>
+                    <pic:cNvPr id="0" name="" descr=""/>
+                    <pic:cNvPicPr>
+                      <a:picLocks noChangeAspect="1" noChangeArrowheads="1"/>
+                    </pic:cNvPicPr>
+                  </pic:nvPicPr>
+                  <pic:blipFill>
+                    <a:blip r:embed="rId12" cstate="none"/>
+                    <a:srcRect/>
+                    <a:stretch>
+                      <a:fillRect/>
+                    </a:stretch>
+                  </pic:blipFill>
+                  <pic:spPr bwMode="auto">
+                    <a:xfrm>
+                      <a:off x="0" y="0"/>
+                      <a:ext cx="4572000" cy="2476500"/>
+                    </a:xfrm>
+                    <a:prstGeom prst="rect">
+                      <a:avLst/>
+                    </a:prstGeom>
+                  </pic:spPr>
+                </pic:pic>
+              </a:graphicData>
+            </a:graphic>
+          </wp:inline>
+        </w:drawing>
+      </w:r>
+    </w:p>
+    <w:p>
+      <w:pPr>
+        <w:spacing w:after="200"/>
+        <w:jc w:val="center"/>
+      </w:pPr>
+      <w:r>
+        <w:rPr>
+          <w:rFonts w:ascii="맑은 고딕" w:cs="맑은 고딕" w:eastAsia="맑은 고딕" w:hAnsi="맑은 고딕"/>
+          <w:i/>
+          <w:iCs/>
+          <w:color w:val="666666"/>
+          <w:sz w:val="18"/>
+          <w:szCs w:val="18"/>
+        </w:rPr>
+        <w:t xml:space="preserve">[그림 3] 드론 비행 상태 기계 (8단계 FSM)</w:t>
+      </w:r>
+    </w:p>
     <w:tbl>
       <w:tblPr>
         <w:tblW w:type="dxa" w:w="9026"/>
@@ -11714,6 +11966,132 @@
           <w:szCs w:val="22"/>
         </w:rPr>
         <w:t xml:space="preserve">GitHub Pages를 통해 인터넷 브라우저만 있으면 누구나 바로 체험할 수 있도록 배포하였다.</w:t>
+      </w:r>
+    </w:p>
+    <w:p>
+      <w:pPr>
+        <w:spacing w:after="80" w:before="200"/>
+        <w:jc w:val="center"/>
+      </w:pPr>
+      <w:r>
+        <w:drawing>
+          <wp:inline distT="0" distB="0" distL="0" distR="0">
+            <wp:extent cx="4953000" cy="1905000"/>
+            <wp:effectExtent t="0" r="0" b="0" l="0"/>
+            <wp:docPr id="1" name="hero_banner.svg" descr="[그림 5] SDACS 시스템 개요 배너" title="[그림 5] SDACS 시스템 개요 배너"/>
+            <wp:cNvGraphicFramePr>
+              <a:graphicFrameLocks xmlns:a="http://schemas.openxmlformats.org/drawingml/2006/main" noChangeAspect="1"/>
+            </wp:cNvGraphicFramePr>
+            <a:graphic xmlns:a="http://schemas.openxmlformats.org/drawingml/2006/main">
+              <a:graphicData uri="http://schemas.openxmlformats.org/drawingml/2006/picture">
+                <pic:pic xmlns:pic="http://schemas.openxmlformats.org/drawingml/2006/picture">
+                  <pic:nvPicPr>
+                    <pic:cNvPr id="0" name="" descr=""/>
+                    <pic:cNvPicPr>
+                      <a:picLocks noChangeAspect="1" noChangeArrowheads="1"/>
+                    </pic:cNvPicPr>
+                  </pic:nvPicPr>
+                  <pic:blipFill>
+                    <a:blip r:embed="rId13" cstate="none"/>
+                    <a:srcRect/>
+                    <a:stretch>
+                      <a:fillRect/>
+                    </a:stretch>
+                  </pic:blipFill>
+                  <pic:spPr bwMode="auto">
+                    <a:xfrm>
+                      <a:off x="0" y="0"/>
+                      <a:ext cx="4953000" cy="1905000"/>
+                    </a:xfrm>
+                    <a:prstGeom prst="rect">
+                      <a:avLst/>
+                    </a:prstGeom>
+                  </pic:spPr>
+                </pic:pic>
+              </a:graphicData>
+            </a:graphic>
+          </wp:inline>
+        </w:drawing>
+      </w:r>
+    </w:p>
+    <w:p>
+      <w:pPr>
+        <w:spacing w:after="200"/>
+        <w:jc w:val="center"/>
+      </w:pPr>
+      <w:r>
+        <w:rPr>
+          <w:rFonts w:ascii="맑은 고딕" w:cs="맑은 고딕" w:eastAsia="맑은 고딕" w:hAnsi="맑은 고딕"/>
+          <w:i/>
+          <w:iCs/>
+          <w:color w:val="666666"/>
+          <w:sz w:val="18"/>
+          <w:szCs w:val="18"/>
+        </w:rPr>
+        <w:t xml:space="preserve">[그림 5] SDACS 시스템 개요 배너</w:t>
+      </w:r>
+    </w:p>
+    <w:p>
+      <w:pPr>
+        <w:spacing w:after="80" w:before="200"/>
+        <w:jc w:val="center"/>
+      </w:pPr>
+      <w:r>
+        <w:drawing>
+          <wp:inline distT="0" distB="0" distL="0" distR="0">
+            <wp:extent cx="4572000" cy="2381250"/>
+            <wp:effectExtent t="0" r="0" b="0" l="0"/>
+            <wp:docPr id="1" name="sensor_fusion.svg" descr="[그림 6] 센서 퓨전 프로세스 (Camera + LiDAR + RF → Kalman Filter)" title="[그림 6] 센서 퓨전 프로세스 (Camera + LiDAR + RF → Kalman Filter)"/>
+            <wp:cNvGraphicFramePr>
+              <a:graphicFrameLocks xmlns:a="http://schemas.openxmlformats.org/drawingml/2006/main" noChangeAspect="1"/>
+            </wp:cNvGraphicFramePr>
+            <a:graphic xmlns:a="http://schemas.openxmlformats.org/drawingml/2006/main">
+              <a:graphicData uri="http://schemas.openxmlformats.org/drawingml/2006/picture">
+                <pic:pic xmlns:pic="http://schemas.openxmlformats.org/drawingml/2006/picture">
+                  <pic:nvPicPr>
+                    <pic:cNvPr id="0" name="" descr=""/>
+                    <pic:cNvPicPr>
+                      <a:picLocks noChangeAspect="1" noChangeArrowheads="1"/>
+                    </pic:cNvPicPr>
+                  </pic:nvPicPr>
+                  <pic:blipFill>
+                    <a:blip r:embed="rId14" cstate="none"/>
+                    <a:srcRect/>
+                    <a:stretch>
+                      <a:fillRect/>
+                    </a:stretch>
+                  </pic:blipFill>
+                  <pic:spPr bwMode="auto">
+                    <a:xfrm>
+                      <a:off x="0" y="0"/>
+                      <a:ext cx="4572000" cy="2381250"/>
+                    </a:xfrm>
+                    <a:prstGeom prst="rect">
+                      <a:avLst/>
+                    </a:prstGeom>
+                  </pic:spPr>
+                </pic:pic>
+              </a:graphicData>
+            </a:graphic>
+          </wp:inline>
+        </w:drawing>
+      </w:r>
+    </w:p>
+    <w:p>
+      <w:pPr>
+        <w:spacing w:after="200"/>
+        <w:jc w:val="center"/>
+      </w:pPr>
+      <w:r>
+        <w:rPr>
+          <w:rFonts w:ascii="맑은 고딕" w:cs="맑은 고딕" w:eastAsia="맑은 고딕" w:hAnsi="맑은 고딕"/>
+          <w:i/>
+          <w:iCs/>
+          <w:color w:val="666666"/>
+          <w:sz w:val="18"/>
+          <w:szCs w:val="18"/>
+        </w:rPr>
+        <w:t xml:space="preserve">[그림 6] 센서 퓨전 프로세스 (Camera + LiDAR + RF → Kalman Filter)</w:t>
       </w:r>
     </w:p>
     <w:p>
@@ -19272,6 +19650,69 @@
     </w:p>
     <w:p>
       <w:pPr>
+        <w:spacing w:after="80" w:before="200"/>
+        <w:jc w:val="center"/>
+      </w:pPr>
+      <w:r>
+        <w:drawing>
+          <wp:inline distT="0" distB="0" distL="0" distR="0">
+            <wp:extent cx="4286250" cy="3810000"/>
+            <wp:effectExtent t="0" r="0" b="0" l="0"/>
+            <wp:docPr id="1" name="scenario_kpi_radar.png" descr="[그림 7] 시나리오별 KPI 레이더 차트" title="[그림 7] 시나리오별 KPI 레이더 차트"/>
+            <wp:cNvGraphicFramePr>
+              <a:graphicFrameLocks xmlns:a="http://schemas.openxmlformats.org/drawingml/2006/main" noChangeAspect="1"/>
+            </wp:cNvGraphicFramePr>
+            <a:graphic xmlns:a="http://schemas.openxmlformats.org/drawingml/2006/main">
+              <a:graphicData uri="http://schemas.openxmlformats.org/drawingml/2006/picture">
+                <pic:pic xmlns:pic="http://schemas.openxmlformats.org/drawingml/2006/picture">
+                  <pic:nvPicPr>
+                    <pic:cNvPr id="0" name="" descr=""/>
+                    <pic:cNvPicPr>
+                      <a:picLocks noChangeAspect="1" noChangeArrowheads="1"/>
+                    </pic:cNvPicPr>
+                  </pic:nvPicPr>
+                  <pic:blipFill>
+                    <a:blip r:embed="rId15" cstate="none"/>
+                    <a:srcRect/>
+                    <a:stretch>
+                      <a:fillRect/>
+                    </a:stretch>
+                  </pic:blipFill>
+                  <pic:spPr bwMode="auto">
+                    <a:xfrm>
+                      <a:off x="0" y="0"/>
+                      <a:ext cx="4286250" cy="3810000"/>
+                    </a:xfrm>
+                    <a:prstGeom prst="rect">
+                      <a:avLst/>
+                    </a:prstGeom>
+                  </pic:spPr>
+                </pic:pic>
+              </a:graphicData>
+            </a:graphic>
+          </wp:inline>
+        </w:drawing>
+      </w:r>
+    </w:p>
+    <w:p>
+      <w:pPr>
+        <w:spacing w:after="200"/>
+        <w:jc w:val="center"/>
+      </w:pPr>
+      <w:r>
+        <w:rPr>
+          <w:rFonts w:ascii="맑은 고딕" w:cs="맑은 고딕" w:eastAsia="맑은 고딕" w:hAnsi="맑은 고딕"/>
+          <w:i/>
+          <w:iCs/>
+          <w:color w:val="666666"/>
+          <w:sz w:val="18"/>
+          <w:szCs w:val="18"/>
+        </w:rPr>
+        <w:t xml:space="preserve">[그림 7] 시나리오별 KPI 레이더 차트</w:t>
+      </w:r>
+    </w:p>
+    <w:p>
+      <w:pPr>
         <w:pStyle w:val="Heading2"/>
         <w:spacing w:after="160" w:before="280"/>
       </w:pPr>
@@ -20266,6 +20707,258 @@
       <w:pPr>
         <w:spacing w:after="100" w:before="100"/>
       </w:pPr>
+    </w:p>
+    <w:p>
+      <w:pPr>
+        <w:spacing w:after="80" w:before="200"/>
+        <w:jc w:val="center"/>
+      </w:pPr>
+      <w:r>
+        <w:drawing>
+          <wp:inline distT="0" distB="0" distL="0" distR="0">
+            <wp:extent cx="4762500" cy="2667000"/>
+            <wp:effectExtent t="0" r="0" b="0" l="0"/>
+            <wp:docPr id="1" name="performance_comparison.svg" descr="[그림 8] 기존 Rule-based ATC 대비 SDACS 핵심 지표 비교" title="[그림 8] 기존 Rule-based ATC 대비 SDACS 핵심 지표 비교"/>
+            <wp:cNvGraphicFramePr>
+              <a:graphicFrameLocks xmlns:a="http://schemas.openxmlformats.org/drawingml/2006/main" noChangeAspect="1"/>
+            </wp:cNvGraphicFramePr>
+            <a:graphic xmlns:a="http://schemas.openxmlformats.org/drawingml/2006/main">
+              <a:graphicData uri="http://schemas.openxmlformats.org/drawingml/2006/picture">
+                <pic:pic xmlns:pic="http://schemas.openxmlformats.org/drawingml/2006/picture">
+                  <pic:nvPicPr>
+                    <pic:cNvPr id="0" name="" descr=""/>
+                    <pic:cNvPicPr>
+                      <a:picLocks noChangeAspect="1" noChangeArrowheads="1"/>
+                    </pic:cNvPicPr>
+                  </pic:nvPicPr>
+                  <pic:blipFill>
+                    <a:blip r:embed="rId16" cstate="none"/>
+                    <a:srcRect/>
+                    <a:stretch>
+                      <a:fillRect/>
+                    </a:stretch>
+                  </pic:blipFill>
+                  <pic:spPr bwMode="auto">
+                    <a:xfrm>
+                      <a:off x="0" y="0"/>
+                      <a:ext cx="4762500" cy="2667000"/>
+                    </a:xfrm>
+                    <a:prstGeom prst="rect">
+                      <a:avLst/>
+                    </a:prstGeom>
+                  </pic:spPr>
+                </pic:pic>
+              </a:graphicData>
+            </a:graphic>
+          </wp:inline>
+        </w:drawing>
+      </w:r>
+    </w:p>
+    <w:p>
+      <w:pPr>
+        <w:spacing w:after="200"/>
+        <w:jc w:val="center"/>
+      </w:pPr>
+      <w:r>
+        <w:rPr>
+          <w:rFonts w:ascii="맑은 고딕" w:cs="맑은 고딕" w:eastAsia="맑은 고딕" w:hAnsi="맑은 고딕"/>
+          <w:i/>
+          <w:iCs/>
+          <w:color w:val="666666"/>
+          <w:sz w:val="18"/>
+          <w:szCs w:val="18"/>
+        </w:rPr>
+        <w:t xml:space="preserve">[그림 8] 기존 Rule-based ATC 대비 SDACS 핵심 지표 비교</w:t>
+      </w:r>
+    </w:p>
+    <w:p>
+      <w:pPr>
+        <w:spacing w:after="80" w:before="200"/>
+        <w:jc w:val="center"/>
+      </w:pPr>
+      <w:r>
+        <w:drawing>
+          <wp:inline distT="0" distB="0" distL="0" distR="0">
+            <wp:extent cx="4572000" cy="2857500"/>
+            <wp:effectExtent t="0" r="0" b="0" l="0"/>
+            <wp:docPr id="1" name="advisory_latency.png" descr="[그림 9] 시나리오별 어드바이저리 응답 지연 (P50/P99)" title="[그림 9] 시나리오별 어드바이저리 응답 지연 (P50/P99)"/>
+            <wp:cNvGraphicFramePr>
+              <a:graphicFrameLocks xmlns:a="http://schemas.openxmlformats.org/drawingml/2006/main" noChangeAspect="1"/>
+            </wp:cNvGraphicFramePr>
+            <a:graphic xmlns:a="http://schemas.openxmlformats.org/drawingml/2006/main">
+              <a:graphicData uri="http://schemas.openxmlformats.org/drawingml/2006/picture">
+                <pic:pic xmlns:pic="http://schemas.openxmlformats.org/drawingml/2006/picture">
+                  <pic:nvPicPr>
+                    <pic:cNvPr id="0" name="" descr=""/>
+                    <pic:cNvPicPr>
+                      <a:picLocks noChangeAspect="1" noChangeArrowheads="1"/>
+                    </pic:cNvPicPr>
+                  </pic:nvPicPr>
+                  <pic:blipFill>
+                    <a:blip r:embed="rId17" cstate="none"/>
+                    <a:srcRect/>
+                    <a:stretch>
+                      <a:fillRect/>
+                    </a:stretch>
+                  </pic:blipFill>
+                  <pic:spPr bwMode="auto">
+                    <a:xfrm>
+                      <a:off x="0" y="0"/>
+                      <a:ext cx="4572000" cy="2857500"/>
+                    </a:xfrm>
+                    <a:prstGeom prst="rect">
+                      <a:avLst/>
+                    </a:prstGeom>
+                  </pic:spPr>
+                </pic:pic>
+              </a:graphicData>
+            </a:graphic>
+          </wp:inline>
+        </w:drawing>
+      </w:r>
+    </w:p>
+    <w:p>
+      <w:pPr>
+        <w:spacing w:after="200"/>
+        <w:jc w:val="center"/>
+      </w:pPr>
+      <w:r>
+        <w:rPr>
+          <w:rFonts w:ascii="맑은 고딕" w:cs="맑은 고딕" w:eastAsia="맑은 고딕" w:hAnsi="맑은 고딕"/>
+          <w:i/>
+          <w:iCs/>
+          <w:color w:val="666666"/>
+          <w:sz w:val="18"/>
+          <w:szCs w:val="18"/>
+        </w:rPr>
+        <w:t xml:space="preserve">[그림 9] 시나리오별 어드바이저리 응답 지연 (P50/P99)</w:t>
+      </w:r>
+    </w:p>
+    <w:p>
+      <w:pPr>
+        <w:spacing w:after="80" w:before="200"/>
+        <w:jc w:val="center"/>
+      </w:pPr>
+      <w:r>
+        <w:drawing>
+          <wp:inline distT="0" distB="0" distL="0" distR="0">
+            <wp:extent cx="4572000" cy="2857500"/>
+            <wp:effectExtent t="0" r="0" b="0" l="0"/>
+            <wp:docPr id="1" name="throughput_vs_drones.png" descr="[그림 10] 드론 수 증가에 따른 충돌 스캔 처리량" title="[그림 10] 드론 수 증가에 따른 충돌 스캔 처리량"/>
+            <wp:cNvGraphicFramePr>
+              <a:graphicFrameLocks xmlns:a="http://schemas.openxmlformats.org/drawingml/2006/main" noChangeAspect="1"/>
+            </wp:cNvGraphicFramePr>
+            <a:graphic xmlns:a="http://schemas.openxmlformats.org/drawingml/2006/main">
+              <a:graphicData uri="http://schemas.openxmlformats.org/drawingml/2006/picture">
+                <pic:pic xmlns:pic="http://schemas.openxmlformats.org/drawingml/2006/picture">
+                  <pic:nvPicPr>
+                    <pic:cNvPr id="0" name="" descr=""/>
+                    <pic:cNvPicPr>
+                      <a:picLocks noChangeAspect="1" noChangeArrowheads="1"/>
+                    </pic:cNvPicPr>
+                  </pic:nvPicPr>
+                  <pic:blipFill>
+                    <a:blip r:embed="rId18" cstate="none"/>
+                    <a:srcRect/>
+                    <a:stretch>
+                      <a:fillRect/>
+                    </a:stretch>
+                  </pic:blipFill>
+                  <pic:spPr bwMode="auto">
+                    <a:xfrm>
+                      <a:off x="0" y="0"/>
+                      <a:ext cx="4572000" cy="2857500"/>
+                    </a:xfrm>
+                    <a:prstGeom prst="rect">
+                      <a:avLst/>
+                    </a:prstGeom>
+                  </pic:spPr>
+                </pic:pic>
+              </a:graphicData>
+            </a:graphic>
+          </wp:inline>
+        </w:drawing>
+      </w:r>
+    </w:p>
+    <w:p>
+      <w:pPr>
+        <w:spacing w:after="200"/>
+        <w:jc w:val="center"/>
+      </w:pPr>
+      <w:r>
+        <w:rPr>
+          <w:rFonts w:ascii="맑은 고딕" w:cs="맑은 고딕" w:eastAsia="맑은 고딕" w:hAnsi="맑은 고딕"/>
+          <w:i/>
+          <w:iCs/>
+          <w:color w:val="666666"/>
+          <w:sz w:val="18"/>
+          <w:szCs w:val="18"/>
+        </w:rPr>
+        <w:t xml:space="preserve">[그림 10] 드론 수 증가에 따른 충돌 스캔 처리량</w:t>
+      </w:r>
+    </w:p>
+    <w:p>
+      <w:pPr>
+        <w:spacing w:after="80" w:before="200"/>
+        <w:jc w:val="center"/>
+      </w:pPr>
+      <w:r>
+        <w:drawing>
+          <wp:inline distT="0" distB="0" distL="0" distR="0">
+            <wp:extent cx="4572000" cy="3429000"/>
+            <wp:effectExtent t="0" r="0" b="0" l="0"/>
+            <wp:docPr id="1" name="conflict_resolution_heatmap.png" descr="[그림 11] 드론 수 x 바람 속도별 충돌 해결률 히트맵" title="[그림 11] 드론 수 x 바람 속도별 충돌 해결률 히트맵"/>
+            <wp:cNvGraphicFramePr>
+              <a:graphicFrameLocks xmlns:a="http://schemas.openxmlformats.org/drawingml/2006/main" noChangeAspect="1"/>
+            </wp:cNvGraphicFramePr>
+            <a:graphic xmlns:a="http://schemas.openxmlformats.org/drawingml/2006/main">
+              <a:graphicData uri="http://schemas.openxmlformats.org/drawingml/2006/picture">
+                <pic:pic xmlns:pic="http://schemas.openxmlformats.org/drawingml/2006/picture">
+                  <pic:nvPicPr>
+                    <pic:cNvPr id="0" name="" descr=""/>
+                    <pic:cNvPicPr>
+                      <a:picLocks noChangeAspect="1" noChangeArrowheads="1"/>
+                    </pic:cNvPicPr>
+                  </pic:nvPicPr>
+                  <pic:blipFill>
+                    <a:blip r:embed="rId19" cstate="none"/>
+                    <a:srcRect/>
+                    <a:stretch>
+                      <a:fillRect/>
+                    </a:stretch>
+                  </pic:blipFill>
+                  <pic:spPr bwMode="auto">
+                    <a:xfrm>
+                      <a:off x="0" y="0"/>
+                      <a:ext cx="4572000" cy="3429000"/>
+                    </a:xfrm>
+                    <a:prstGeom prst="rect">
+                      <a:avLst/>
+                    </a:prstGeom>
+                  </pic:spPr>
+                </pic:pic>
+              </a:graphicData>
+            </a:graphic>
+          </wp:inline>
+        </w:drawing>
+      </w:r>
+    </w:p>
+    <w:p>
+      <w:pPr>
+        <w:spacing w:after="200"/>
+        <w:jc w:val="center"/>
+      </w:pPr>
+      <w:r>
+        <w:rPr>
+          <w:rFonts w:ascii="맑은 고딕" w:cs="맑은 고딕" w:eastAsia="맑은 고딕" w:hAnsi="맑은 고딕"/>
+          <w:i/>
+          <w:iCs/>
+          <w:color w:val="666666"/>
+          <w:sz w:val="18"/>
+          <w:szCs w:val="18"/>
+        </w:rPr>
+        <w:t xml:space="preserve">[그림 11] 드론 수 x 바람 속도별 충돌 해결률 히트맵</w:t>
+      </w:r>
     </w:p>
     <w:p>
       <w:pPr>

--- a/docs/report/SDACS_Technical_Report_v2.docx
+++ b/docs/report/SDACS_Technical_Report_v2.docx
@@ -5133,6 +5133,69 @@
     </w:p>
     <w:p>
       <w:pPr>
+        <w:spacing w:after="80" w:before="200"/>
+        <w:jc w:val="center"/>
+      </w:pPr>
+      <w:r>
+        <w:drawing>
+          <wp:inline distT="0" distB="0" distL="0" distR="0">
+            <wp:extent cx="4572000" cy="2571750"/>
+            <wp:effectExtent t="0" r="0" b="0" l="0"/>
+            <wp:docPr id="1" name="idea1_drone_radar.png" descr="[그림 A] 아이디어 1: ATC 드론이 형성하는 가상 레이더 돔 (3D 시뮬레이션)" title="[그림 A] 아이디어 1: ATC 드론이 형성하는 가상 레이더 돔 (3D 시뮬레이션)"/>
+            <wp:cNvGraphicFramePr>
+              <a:graphicFrameLocks xmlns:a="http://schemas.openxmlformats.org/drawingml/2006/main" noChangeAspect="1"/>
+            </wp:cNvGraphicFramePr>
+            <a:graphic xmlns:a="http://schemas.openxmlformats.org/drawingml/2006/main">
+              <a:graphicData uri="http://schemas.openxmlformats.org/drawingml/2006/picture">
+                <pic:pic xmlns:pic="http://schemas.openxmlformats.org/drawingml/2006/picture">
+                  <pic:nvPicPr>
+                    <pic:cNvPr id="0" name="" descr=""/>
+                    <pic:cNvPicPr>
+                      <a:picLocks noChangeAspect="1" noChangeArrowheads="1"/>
+                    </pic:cNvPicPr>
+                  </pic:nvPicPr>
+                  <pic:blipFill>
+                    <a:blip r:embed="rId10" cstate="none"/>
+                    <a:srcRect/>
+                    <a:stretch>
+                      <a:fillRect/>
+                    </a:stretch>
+                  </pic:blipFill>
+                  <pic:spPr bwMode="auto">
+                    <a:xfrm>
+                      <a:off x="0" y="0"/>
+                      <a:ext cx="4572000" cy="2571750"/>
+                    </a:xfrm>
+                    <a:prstGeom prst="rect">
+                      <a:avLst/>
+                    </a:prstGeom>
+                  </pic:spPr>
+                </pic:pic>
+              </a:graphicData>
+            </a:graphic>
+          </wp:inline>
+        </w:drawing>
+      </w:r>
+    </w:p>
+    <w:p>
+      <w:pPr>
+        <w:spacing w:after="200"/>
+        <w:jc w:val="center"/>
+      </w:pPr>
+      <w:r>
+        <w:rPr>
+          <w:rFonts w:ascii="맑은 고딕" w:cs="맑은 고딕" w:eastAsia="맑은 고딕" w:hAnsi="맑은 고딕"/>
+          <w:i/>
+          <w:iCs/>
+          <w:color w:val="666666"/>
+          <w:sz w:val="18"/>
+          <w:szCs w:val="18"/>
+        </w:rPr>
+        <w:t xml:space="preserve">[그림 A] 아이디어 1: ATC 드론이 형성하는 가상 레이더 돔 (3D 시뮬레이션)</w:t>
+      </w:r>
+    </w:p>
+    <w:p>
+      <w:pPr>
         <w:pStyle w:val="Heading3"/>
         <w:spacing w:after="120" w:before="200"/>
       </w:pPr>
@@ -5160,6 +5223,69 @@
           <w:szCs w:val="22"/>
         </w:rPr>
         <w:t xml:space="preserve">중앙 서버 대신 각 드론이 자체적으로 충돌 회피를 수행한다. APF(인공 포텐셜 장) 알고리즘으로 매 프레임마다 주변 드론/장애물과의 거리를 계산하고, 실시간으로 회피 기동을 수행한다. ATC 드론은 전역적 상황을 파악하여 Resolution Advisory(회피 명령)를 발령하지만, 개별 드론도 독립적으로 회피할 수 있어 단일 장애점이 없다.</w:t>
+      </w:r>
+    </w:p>
+    <w:p>
+      <w:pPr>
+        <w:spacing w:after="80" w:before="200"/>
+        <w:jc w:val="center"/>
+      </w:pPr>
+      <w:r>
+        <w:drawing>
+          <wp:inline distT="0" distB="0" distL="0" distR="0">
+            <wp:extent cx="4572000" cy="2571750"/>
+            <wp:effectExtent t="0" r="0" b="0" l="0"/>
+            <wp:docPr id="1" name="idea2_distributed_apf.png" descr="[그림 B] 아이디어 2: APF 기반 분산 자율 충돌 회피 (3D 시뮬레이션)" title="[그림 B] 아이디어 2: APF 기반 분산 자율 충돌 회피 (3D 시뮬레이션)"/>
+            <wp:cNvGraphicFramePr>
+              <a:graphicFrameLocks xmlns:a="http://schemas.openxmlformats.org/drawingml/2006/main" noChangeAspect="1"/>
+            </wp:cNvGraphicFramePr>
+            <a:graphic xmlns:a="http://schemas.openxmlformats.org/drawingml/2006/main">
+              <a:graphicData uri="http://schemas.openxmlformats.org/drawingml/2006/picture">
+                <pic:pic xmlns:pic="http://schemas.openxmlformats.org/drawingml/2006/picture">
+                  <pic:nvPicPr>
+                    <pic:cNvPr id="0" name="" descr=""/>
+                    <pic:cNvPicPr>
+                      <a:picLocks noChangeAspect="1" noChangeArrowheads="1"/>
+                    </pic:cNvPicPr>
+                  </pic:nvPicPr>
+                  <pic:blipFill>
+                    <a:blip r:embed="rId11" cstate="none"/>
+                    <a:srcRect/>
+                    <a:stretch>
+                      <a:fillRect/>
+                    </a:stretch>
+                  </pic:blipFill>
+                  <pic:spPr bwMode="auto">
+                    <a:xfrm>
+                      <a:off x="0" y="0"/>
+                      <a:ext cx="4572000" cy="2571750"/>
+                    </a:xfrm>
+                    <a:prstGeom prst="rect">
+                      <a:avLst/>
+                    </a:prstGeom>
+                  </pic:spPr>
+                </pic:pic>
+              </a:graphicData>
+            </a:graphic>
+          </wp:inline>
+        </w:drawing>
+      </w:r>
+    </w:p>
+    <w:p>
+      <w:pPr>
+        <w:spacing w:after="200"/>
+        <w:jc w:val="center"/>
+      </w:pPr>
+      <w:r>
+        <w:rPr>
+          <w:rFonts w:ascii="맑은 고딕" w:cs="맑은 고딕" w:eastAsia="맑은 고딕" w:hAnsi="맑은 고딕"/>
+          <w:i/>
+          <w:iCs/>
+          <w:color w:val="666666"/>
+          <w:sz w:val="18"/>
+          <w:szCs w:val="18"/>
+        </w:rPr>
+        <w:t xml:space="preserve">[그림 B] 아이디어 2: APF 기반 분산 자율 충돌 회피 (3D 시뮬레이션)</w:t>
       </w:r>
     </w:p>
     <w:p>
@@ -5195,6 +5321,69 @@
     </w:p>
     <w:p>
       <w:pPr>
+        <w:spacing w:after="80" w:before="200"/>
+        <w:jc w:val="center"/>
+      </w:pPr>
+      <w:r>
+        <w:drawing>
+          <wp:inline distT="0" distB="0" distL="0" distR="0">
+            <wp:extent cx="4572000" cy="2571750"/>
+            <wp:effectExtent t="0" r="0" b="0" l="0"/>
+            <wp:docPr id="1" name="idea3_multi_layer_safety.png" descr="[그림 C] 아이디어 3: NFZ/Voronoi/APF 다층 안전 구조 (3D 시뮬레이션)" title="[그림 C] 아이디어 3: NFZ/Voronoi/APF 다층 안전 구조 (3D 시뮬레이션)"/>
+            <wp:cNvGraphicFramePr>
+              <a:graphicFrameLocks xmlns:a="http://schemas.openxmlformats.org/drawingml/2006/main" noChangeAspect="1"/>
+            </wp:cNvGraphicFramePr>
+            <a:graphic xmlns:a="http://schemas.openxmlformats.org/drawingml/2006/main">
+              <a:graphicData uri="http://schemas.openxmlformats.org/drawingml/2006/picture">
+                <pic:pic xmlns:pic="http://schemas.openxmlformats.org/drawingml/2006/picture">
+                  <pic:nvPicPr>
+                    <pic:cNvPr id="0" name="" descr=""/>
+                    <pic:cNvPicPr>
+                      <a:picLocks noChangeAspect="1" noChangeArrowheads="1"/>
+                    </pic:cNvPicPr>
+                  </pic:nvPicPr>
+                  <pic:blipFill>
+                    <a:blip r:embed="rId12" cstate="none"/>
+                    <a:srcRect/>
+                    <a:stretch>
+                      <a:fillRect/>
+                    </a:stretch>
+                  </pic:blipFill>
+                  <pic:spPr bwMode="auto">
+                    <a:xfrm>
+                      <a:off x="0" y="0"/>
+                      <a:ext cx="4572000" cy="2571750"/>
+                    </a:xfrm>
+                    <a:prstGeom prst="rect">
+                      <a:avLst/>
+                    </a:prstGeom>
+                  </pic:spPr>
+                </pic:pic>
+              </a:graphicData>
+            </a:graphic>
+          </wp:inline>
+        </w:drawing>
+      </w:r>
+    </w:p>
+    <w:p>
+      <w:pPr>
+        <w:spacing w:after="200"/>
+        <w:jc w:val="center"/>
+      </w:pPr>
+      <w:r>
+        <w:rPr>
+          <w:rFonts w:ascii="맑은 고딕" w:cs="맑은 고딕" w:eastAsia="맑은 고딕" w:hAnsi="맑은 고딕"/>
+          <w:i/>
+          <w:iCs/>
+          <w:color w:val="666666"/>
+          <w:sz w:val="18"/>
+          <w:szCs w:val="18"/>
+        </w:rPr>
+        <w:t xml:space="preserve">[그림 C] 아이디어 3: NFZ/Voronoi/APF 다층 안전 구조 (3D 시뮬레이션)</w:t>
+      </w:r>
+    </w:p>
+    <w:p>
+      <w:pPr>
         <w:pStyle w:val="Heading3"/>
         <w:spacing w:after="120" w:before="200"/>
       </w:pPr>
@@ -5222,6 +5411,69 @@
           <w:szCs w:val="22"/>
         </w:rPr>
         <w:t xml:space="preserve">풍속에 따라 APF 파라미터를 자동 전환한다. 일반 모드(k_rep=2.5)에서 강풍 모드(k_rep=6.5)로 전환하여 안전 마진을 2.6배 확대하고, 마이크로버스트/태풍/결빙 등 극한 기상에 대한 전용 회피 알고리즘을 탑재한다.</w:t>
+      </w:r>
+    </w:p>
+    <w:p>
+      <w:pPr>
+        <w:spacing w:after="80" w:before="200"/>
+        <w:jc w:val="center"/>
+      </w:pPr>
+      <w:r>
+        <w:drawing>
+          <wp:inline distT="0" distB="0" distL="0" distR="0">
+            <wp:extent cx="4572000" cy="2571750"/>
+            <wp:effectExtent t="0" r="0" b="0" l="0"/>
+            <wp:docPr id="1" name="idea4_weather_adaptive.png" descr="[그림 D] 아이디어 4: 기상 적응형 군집 비행 (3D 시뮬레이션)" title="[그림 D] 아이디어 4: 기상 적응형 군집 비행 (3D 시뮬레이션)"/>
+            <wp:cNvGraphicFramePr>
+              <a:graphicFrameLocks xmlns:a="http://schemas.openxmlformats.org/drawingml/2006/main" noChangeAspect="1"/>
+            </wp:cNvGraphicFramePr>
+            <a:graphic xmlns:a="http://schemas.openxmlformats.org/drawingml/2006/main">
+              <a:graphicData uri="http://schemas.openxmlformats.org/drawingml/2006/picture">
+                <pic:pic xmlns:pic="http://schemas.openxmlformats.org/drawingml/2006/picture">
+                  <pic:nvPicPr>
+                    <pic:cNvPr id="0" name="" descr=""/>
+                    <pic:cNvPicPr>
+                      <a:picLocks noChangeAspect="1" noChangeArrowheads="1"/>
+                    </pic:cNvPicPr>
+                  </pic:nvPicPr>
+                  <pic:blipFill>
+                    <a:blip r:embed="rId13" cstate="none"/>
+                    <a:srcRect/>
+                    <a:stretch>
+                      <a:fillRect/>
+                    </a:stretch>
+                  </pic:blipFill>
+                  <pic:spPr bwMode="auto">
+                    <a:xfrm>
+                      <a:off x="0" y="0"/>
+                      <a:ext cx="4572000" cy="2571750"/>
+                    </a:xfrm>
+                    <a:prstGeom prst="rect">
+                      <a:avLst/>
+                    </a:prstGeom>
+                  </pic:spPr>
+                </pic:pic>
+              </a:graphicData>
+            </a:graphic>
+          </wp:inline>
+        </w:drawing>
+      </w:r>
+    </w:p>
+    <w:p>
+      <w:pPr>
+        <w:spacing w:after="200"/>
+        <w:jc w:val="center"/>
+      </w:pPr>
+      <w:r>
+        <w:rPr>
+          <w:rFonts w:ascii="맑은 고딕" w:cs="맑은 고딕" w:eastAsia="맑은 고딕" w:hAnsi="맑은 고딕"/>
+          <w:i/>
+          <w:iCs/>
+          <w:color w:val="666666"/>
+          <w:sz w:val="18"/>
+          <w:szCs w:val="18"/>
+        </w:rPr>
+        <w:t xml:space="preserve">[그림 D] 아이디어 4: 기상 적응형 군집 비행 (3D 시뮬레이션)</w:t>
       </w:r>
     </w:p>
     <w:p>
@@ -5301,7 +5553,7 @@
                     </pic:cNvPicPr>
                   </pic:nvPicPr>
                   <pic:blipFill>
-                    <a:blip r:embed="rId10" cstate="none"/>
+                    <a:blip r:embed="rId14" cstate="none"/>
                     <a:srcRect/>
                     <a:stretch>
                       <a:fillRect/>
@@ -6887,7 +7139,7 @@
                     </pic:cNvPicPr>
                   </pic:nvPicPr>
                   <pic:blipFill>
-                    <a:blip r:embed="rId11" cstate="none"/>
+                    <a:blip r:embed="rId15" cstate="none"/>
                     <a:srcRect/>
                     <a:stretch>
                       <a:fillRect/>
@@ -7976,7 +8228,7 @@
                     </pic:cNvPicPr>
                   </pic:nvPicPr>
                   <pic:blipFill>
-                    <a:blip r:embed="rId12" cstate="none"/>
+                    <a:blip r:embed="rId16" cstate="none"/>
                     <a:srcRect/>
                     <a:stretch>
                       <a:fillRect/>
@@ -11992,7 +12244,7 @@
                     </pic:cNvPicPr>
                   </pic:nvPicPr>
                   <pic:blipFill>
-                    <a:blip r:embed="rId13" cstate="none"/>
+                    <a:blip r:embed="rId17" cstate="none"/>
                     <a:srcRect/>
                     <a:stretch>
                       <a:fillRect/>
@@ -12055,7 +12307,7 @@
                     </pic:cNvPicPr>
                   </pic:nvPicPr>
                   <pic:blipFill>
-                    <a:blip r:embed="rId14" cstate="none"/>
+                    <a:blip r:embed="rId18" cstate="none"/>
                     <a:srcRect/>
                     <a:stretch>
                       <a:fillRect/>
@@ -19672,7 +19924,7 @@
                     </pic:cNvPicPr>
                   </pic:nvPicPr>
                   <pic:blipFill>
-                    <a:blip r:embed="rId15" cstate="none"/>
+                    <a:blip r:embed="rId19" cstate="none"/>
                     <a:srcRect/>
                     <a:stretch>
                       <a:fillRect/>
@@ -20732,7 +20984,7 @@
                     </pic:cNvPicPr>
                   </pic:nvPicPr>
                   <pic:blipFill>
-                    <a:blip r:embed="rId16" cstate="none"/>
+                    <a:blip r:embed="rId20" cstate="none"/>
                     <a:srcRect/>
                     <a:stretch>
                       <a:fillRect/>
@@ -20795,7 +21047,7 @@
                     </pic:cNvPicPr>
                   </pic:nvPicPr>
                   <pic:blipFill>
-                    <a:blip r:embed="rId17" cstate="none"/>
+                    <a:blip r:embed="rId21" cstate="none"/>
                     <a:srcRect/>
                     <a:stretch>
                       <a:fillRect/>
@@ -20858,7 +21110,7 @@
                     </pic:cNvPicPr>
                   </pic:nvPicPr>
                   <pic:blipFill>
-                    <a:blip r:embed="rId18" cstate="none"/>
+                    <a:blip r:embed="rId22" cstate="none"/>
                     <a:srcRect/>
                     <a:stretch>
                       <a:fillRect/>
@@ -20921,7 +21173,7 @@
                     </pic:cNvPicPr>
                   </pic:nvPicPr>
                   <pic:blipFill>
-                    <a:blip r:embed="rId19" cstate="none"/>
+                    <a:blip r:embed="rId23" cstate="none"/>
                     <a:srcRect/>
                     <a:stretch>
                       <a:fillRect/>

--- a/docs/report/SDACS_Technical_Report_v2.docx
+++ b/docs/report/SDACS_Technical_Report_v2.docx
@@ -7861,7 +7861,7 @@
                 <w:sz w:val="20"/>
                 <w:szCs w:val="20"/>
               </w:rPr>
-              <w:t xml:space="preserve">255개 (22 모듈)</w:t>
+              <w:t xml:space="preserve">270개 (24 모듈)</w:t>
             </w:r>
           </w:p>
         </w:tc>
@@ -10468,6 +10468,2132 @@
       </w:pPr>
     </w:p>
     <w:p>
+      <w:pPr>
+        <w:pStyle w:val="Heading2"/>
+        <w:spacing w:after="160" w:before="280"/>
+      </w:pPr>
+      <w:r>
+        <w:rPr>
+          <w:rFonts w:ascii="맑은 고딕" w:cs="맑은 고딕" w:eastAsia="맑은 고딕" w:hAnsi="맑은 고딕"/>
+          <w:b/>
+          <w:bCs/>
+          <w:color w:val="2E75B6"/>
+          <w:sz w:val="28"/>
+          <w:szCs w:val="28"/>
+        </w:rPr>
+        <w:t xml:space="preserve">4.4 핵심 알고리즘 인터랙티브 시뮬레이션</w:t>
+      </w:r>
+    </w:p>
+    <w:p>
+      <w:pPr>
+        <w:spacing w:after="120" w:line="360"/>
+        <w:jc w:val="both"/>
+      </w:pPr>
+      <w:r>
+        <w:rPr>
+          <w:rFonts w:ascii="맑은 고딕" w:cs="맑은 고딕" w:eastAsia="맑은 고딕" w:hAnsi="맑은 고딕"/>
+          <w:sz w:val="22"/>
+          <w:szCs w:val="22"/>
+        </w:rPr>
+        <w:t xml:space="preserve">SDACS의 세 핵심 알고리즘(Boids 3D, Authority Mode FSM, APF)을 인터랙티브 시뮬레이션으로 구현하여 동작 원리를 직관적으로 검증하였다. 각 알고리즘은 슬라이더 조작과 실시간 파라미터 변경을 통해 동작 특성을 관찰할 수 있다.</w:t>
+      </w:r>
+    </w:p>
+    <w:p>
+      <w:pPr>
+        <w:pStyle w:val="Heading3"/>
+        <w:spacing w:after="120" w:before="200"/>
+      </w:pPr>
+      <w:r>
+        <w:rPr>
+          <w:rFonts w:ascii="맑은 고딕" w:cs="맑은 고딕" w:eastAsia="맑은 고딕" w:hAnsi="맑은 고딕"/>
+          <w:b/>
+          <w:bCs/>
+          <w:color w:val="1B3A5C"/>
+          <w:sz w:val="24"/>
+          <w:szCs w:val="24"/>
+        </w:rPr>
+        <w:t xml:space="preserve">4.4.1 Boids 3D — 군집 행동 시뮬레이션</w:t>
+      </w:r>
+    </w:p>
+    <w:p>
+      <w:pPr>
+        <w:spacing w:after="120" w:line="360"/>
+        <w:jc w:val="both"/>
+      </w:pPr>
+      <w:r>
+        <w:rPr>
+          <w:rFonts w:ascii="맑은 고딕" w:cs="맑은 고딕" w:eastAsia="맑은 고딕" w:hAnsi="맑은 고딕"/>
+          <w:sz w:val="22"/>
+          <w:szCs w:val="22"/>
+        </w:rPr>
+        <w:t xml:space="preserve">드론 하나하나에게 3가지 규칙(분리, 정렬, 응집)만 부여하면 자연스럽게 군집이 형성된다. Craig Reynolds(1987)의 Boids 모델을 3D 공간으로 확장하여 구현하였다.</w:t>
+      </w:r>
+    </w:p>
+    <w:tbl>
+      <w:tblPr>
+        <w:tblW w:type="dxa" w:w="9026"/>
+        <w:tblBorders>
+          <w:top w:val="single" w:color="auto" w:sz="4"/>
+          <w:left w:val="single" w:color="auto" w:sz="4"/>
+          <w:bottom w:val="single" w:color="auto" w:sz="4"/>
+          <w:right w:val="single" w:color="auto" w:sz="4"/>
+          <w:insideH w:val="single" w:color="auto" w:sz="4"/>
+          <w:insideV w:val="single" w:color="auto" w:sz="4"/>
+        </w:tblBorders>
+      </w:tblPr>
+      <w:tblGrid>
+        <w:gridCol w:w="2256"/>
+        <w:gridCol w:w="2256"/>
+        <w:gridCol w:w="2256"/>
+        <w:gridCol w:w="2256"/>
+      </w:tblGrid>
+      <w:tr>
+        <w:tc>
+          <w:tcPr>
+            <w:tcW w:type="dxa" w:w="2256"/>
+            <w:tcBorders>
+              <w:top w:val="single" w:color="CCCCCC" w:sz="1"/>
+              <w:left w:val="single" w:color="CCCCCC" w:sz="1"/>
+              <w:bottom w:val="single" w:color="CCCCCC" w:sz="1"/>
+              <w:right w:val="single" w:color="CCCCCC" w:sz="1"/>
+            </w:tcBorders>
+            <w:shd w:fill="1B3A5C" w:val="clear"/>
+            <w:tcMar>
+              <w:top w:type="dxa" w:w="60"/>
+              <w:left w:type="dxa" w:w="100"/>
+              <w:bottom w:type="dxa" w:w="60"/>
+              <w:right w:type="dxa" w:w="100"/>
+            </w:tcMar>
+          </w:tcPr>
+          <w:p>
+            <w:pPr>
+              <w:spacing w:after="40"/>
+            </w:pPr>
+            <w:r>
+              <w:rPr>
+                <w:rFonts w:ascii="맑은 고딕" w:cs="맑은 고딕" w:eastAsia="맑은 고딕" w:hAnsi="맑은 고딕"/>
+                <w:b/>
+                <w:bCs/>
+                <w:color w:val="FFFFFF"/>
+                <w:sz w:val="20"/>
+                <w:szCs w:val="20"/>
+              </w:rPr>
+              <w:t xml:space="preserve">규칙</w:t>
+            </w:r>
+          </w:p>
+        </w:tc>
+        <w:tc>
+          <w:tcPr>
+            <w:tcW w:type="dxa" w:w="2256"/>
+            <w:tcBorders>
+              <w:top w:val="single" w:color="CCCCCC" w:sz="1"/>
+              <w:left w:val="single" w:color="CCCCCC" w:sz="1"/>
+              <w:bottom w:val="single" w:color="CCCCCC" w:sz="1"/>
+              <w:right w:val="single" w:color="CCCCCC" w:sz="1"/>
+            </w:tcBorders>
+            <w:shd w:fill="1B3A5C" w:val="clear"/>
+            <w:tcMar>
+              <w:top w:type="dxa" w:w="60"/>
+              <w:left w:type="dxa" w:w="100"/>
+              <w:bottom w:type="dxa" w:w="60"/>
+              <w:right w:type="dxa" w:w="100"/>
+            </w:tcMar>
+          </w:tcPr>
+          <w:p>
+            <w:pPr>
+              <w:spacing w:after="40"/>
+            </w:pPr>
+            <w:r>
+              <w:rPr>
+                <w:rFonts w:ascii="맑은 고딕" w:cs="맑은 고딕" w:eastAsia="맑은 고딕" w:hAnsi="맑은 고딕"/>
+                <w:b/>
+                <w:bCs/>
+                <w:color w:val="FFFFFF"/>
+                <w:sz w:val="20"/>
+                <w:szCs w:val="20"/>
+              </w:rPr>
+              <w:t xml:space="preserve">수식</w:t>
+            </w:r>
+          </w:p>
+        </w:tc>
+        <w:tc>
+          <w:tcPr>
+            <w:tcW w:type="dxa" w:w="2256"/>
+            <w:tcBorders>
+              <w:top w:val="single" w:color="CCCCCC" w:sz="1"/>
+              <w:left w:val="single" w:color="CCCCCC" w:sz="1"/>
+              <w:bottom w:val="single" w:color="CCCCCC" w:sz="1"/>
+              <w:right w:val="single" w:color="CCCCCC" w:sz="1"/>
+            </w:tcBorders>
+            <w:shd w:fill="1B3A5C" w:val="clear"/>
+            <w:tcMar>
+              <w:top w:type="dxa" w:w="60"/>
+              <w:left w:type="dxa" w:w="100"/>
+              <w:bottom w:type="dxa" w:w="60"/>
+              <w:right w:type="dxa" w:w="100"/>
+            </w:tcMar>
+          </w:tcPr>
+          <w:p>
+            <w:pPr>
+              <w:spacing w:after="40"/>
+            </w:pPr>
+            <w:r>
+              <w:rPr>
+                <w:rFonts w:ascii="맑은 고딕" w:cs="맑은 고딕" w:eastAsia="맑은 고딕" w:hAnsi="맑은 고딕"/>
+                <w:b/>
+                <w:bCs/>
+                <w:color w:val="FFFFFF"/>
+                <w:sz w:val="20"/>
+                <w:szCs w:val="20"/>
+              </w:rPr>
+              <w:t xml:space="preserve">역할</w:t>
+            </w:r>
+          </w:p>
+        </w:tc>
+        <w:tc>
+          <w:tcPr>
+            <w:tcW w:type="dxa" w:w="2256"/>
+            <w:tcBorders>
+              <w:top w:val="single" w:color="CCCCCC" w:sz="1"/>
+              <w:left w:val="single" w:color="CCCCCC" w:sz="1"/>
+              <w:bottom w:val="single" w:color="CCCCCC" w:sz="1"/>
+              <w:right w:val="single" w:color="CCCCCC" w:sz="1"/>
+            </w:tcBorders>
+            <w:shd w:fill="1B3A5C" w:val="clear"/>
+            <w:tcMar>
+              <w:top w:type="dxa" w:w="60"/>
+              <w:left w:type="dxa" w:w="100"/>
+              <w:bottom w:type="dxa" w:w="60"/>
+              <w:right w:type="dxa" w:w="100"/>
+            </w:tcMar>
+          </w:tcPr>
+          <w:p>
+            <w:pPr>
+              <w:spacing w:after="40"/>
+            </w:pPr>
+            <w:r>
+              <w:rPr>
+                <w:rFonts w:ascii="맑은 고딕" w:cs="맑은 고딕" w:eastAsia="맑은 고딕" w:hAnsi="맑은 고딕"/>
+                <w:b/>
+                <w:bCs/>
+                <w:color w:val="FFFFFF"/>
+                <w:sz w:val="20"/>
+                <w:szCs w:val="20"/>
+              </w:rPr>
+              <w:t xml:space="preserve">파라미터</w:t>
+            </w:r>
+          </w:p>
+        </w:tc>
+      </w:tr>
+      <w:tr>
+        <w:tc>
+          <w:tcPr>
+            <w:tcW w:type="dxa" w:w="2256"/>
+            <w:tcBorders>
+              <w:top w:val="single" w:color="CCCCCC" w:sz="1"/>
+              <w:left w:val="single" w:color="CCCCCC" w:sz="1"/>
+              <w:bottom w:val="single" w:color="CCCCCC" w:sz="1"/>
+              <w:right w:val="single" w:color="CCCCCC" w:sz="1"/>
+            </w:tcBorders>
+            <w:tcMar>
+              <w:top w:type="dxa" w:w="60"/>
+              <w:left w:type="dxa" w:w="100"/>
+              <w:bottom w:type="dxa" w:w="60"/>
+              <w:right w:type="dxa" w:w="100"/>
+            </w:tcMar>
+          </w:tcPr>
+          <w:p>
+            <w:pPr>
+              <w:spacing w:after="40"/>
+            </w:pPr>
+            <w:r>
+              <w:rPr>
+                <w:rFonts w:ascii="맑은 고딕" w:cs="맑은 고딕" w:eastAsia="맑은 고딕" w:hAnsi="맑은 고딕"/>
+                <w:b w:val="false"/>
+                <w:bCs w:val="false"/>
+                <w:color w:val="333333"/>
+                <w:sz w:val="20"/>
+                <w:szCs w:val="20"/>
+              </w:rPr>
+              <w:t xml:space="preserve">분리 (Separation)</w:t>
+            </w:r>
+          </w:p>
+        </w:tc>
+        <w:tc>
+          <w:tcPr>
+            <w:tcW w:type="dxa" w:w="2256"/>
+            <w:tcBorders>
+              <w:top w:val="single" w:color="CCCCCC" w:sz="1"/>
+              <w:left w:val="single" w:color="CCCCCC" w:sz="1"/>
+              <w:bottom w:val="single" w:color="CCCCCC" w:sz="1"/>
+              <w:right w:val="single" w:color="CCCCCC" w:sz="1"/>
+            </w:tcBorders>
+            <w:tcMar>
+              <w:top w:type="dxa" w:w="60"/>
+              <w:left w:type="dxa" w:w="100"/>
+              <w:bottom w:type="dxa" w:w="60"/>
+              <w:right w:type="dxa" w:w="100"/>
+            </w:tcMar>
+          </w:tcPr>
+          <w:p>
+            <w:pPr>
+              <w:spacing w:after="40"/>
+            </w:pPr>
+            <w:r>
+              <w:rPr>
+                <w:rFonts w:ascii="맑은 고딕" w:cs="맑은 고딕" w:eastAsia="맑은 고딕" w:hAnsi="맑은 고딕"/>
+                <w:b w:val="false"/>
+                <w:bCs w:val="false"/>
+                <w:color w:val="333333"/>
+                <w:sz w:val="20"/>
+                <w:szCs w:val="20"/>
+              </w:rPr>
+              <w:t xml:space="preserve">F_s = k_s × Σ(1/dist) × n̂</w:t>
+            </w:r>
+          </w:p>
+        </w:tc>
+        <w:tc>
+          <w:tcPr>
+            <w:tcW w:type="dxa" w:w="2256"/>
+            <w:tcBorders>
+              <w:top w:val="single" w:color="CCCCCC" w:sz="1"/>
+              <w:left w:val="single" w:color="CCCCCC" w:sz="1"/>
+              <w:bottom w:val="single" w:color="CCCCCC" w:sz="1"/>
+              <w:right w:val="single" w:color="CCCCCC" w:sz="1"/>
+            </w:tcBorders>
+            <w:tcMar>
+              <w:top w:type="dxa" w:w="60"/>
+              <w:left w:type="dxa" w:w="100"/>
+              <w:bottom w:type="dxa" w:w="60"/>
+              <w:right w:type="dxa" w:w="100"/>
+            </w:tcMar>
+          </w:tcPr>
+          <w:p>
+            <w:pPr>
+              <w:spacing w:after="40"/>
+            </w:pPr>
+            <w:r>
+              <w:rPr>
+                <w:rFonts w:ascii="맑은 고딕" w:cs="맑은 고딕" w:eastAsia="맑은 고딕" w:hAnsi="맑은 고딕"/>
+                <w:b w:val="false"/>
+                <w:bCs w:val="false"/>
+                <w:color w:val="333333"/>
+                <w:sz w:val="20"/>
+                <w:szCs w:val="20"/>
+              </w:rPr>
+              <w:t xml:space="preserve">충돌 방지: 가까운 드론을 밀어냄</w:t>
+            </w:r>
+          </w:p>
+        </w:tc>
+        <w:tc>
+          <w:tcPr>
+            <w:tcW w:type="dxa" w:w="2256"/>
+            <w:tcBorders>
+              <w:top w:val="single" w:color="CCCCCC" w:sz="1"/>
+              <w:left w:val="single" w:color="CCCCCC" w:sz="1"/>
+              <w:bottom w:val="single" w:color="CCCCCC" w:sz="1"/>
+              <w:right w:val="single" w:color="CCCCCC" w:sz="1"/>
+            </w:tcBorders>
+            <w:tcMar>
+              <w:top w:type="dxa" w:w="60"/>
+              <w:left w:type="dxa" w:w="100"/>
+              <w:bottom w:type="dxa" w:w="60"/>
+              <w:right w:type="dxa" w:w="100"/>
+            </w:tcMar>
+          </w:tcPr>
+          <w:p>
+            <w:pPr>
+              <w:spacing w:after="40"/>
+            </w:pPr>
+            <w:r>
+              <w:rPr>
+                <w:rFonts w:ascii="맑은 고딕" w:cs="맑은 고딕" w:eastAsia="맑은 고딕" w:hAnsi="맑은 고딕"/>
+                <w:b w:val="false"/>
+                <w:bCs w:val="false"/>
+                <w:color w:val="333333"/>
+                <w:sz w:val="20"/>
+                <w:szCs w:val="20"/>
+              </w:rPr>
+              <w:t xml:space="preserve">k_s = 0~5.0 (슬라이더)</w:t>
+            </w:r>
+          </w:p>
+        </w:tc>
+      </w:tr>
+      <w:tr>
+        <w:tc>
+          <w:tcPr>
+            <w:tcW w:type="dxa" w:w="2256"/>
+            <w:tcBorders>
+              <w:top w:val="single" w:color="CCCCCC" w:sz="1"/>
+              <w:left w:val="single" w:color="CCCCCC" w:sz="1"/>
+              <w:bottom w:val="single" w:color="CCCCCC" w:sz="1"/>
+              <w:right w:val="single" w:color="CCCCCC" w:sz="1"/>
+            </w:tcBorders>
+            <w:tcMar>
+              <w:top w:type="dxa" w:w="60"/>
+              <w:left w:type="dxa" w:w="100"/>
+              <w:bottom w:type="dxa" w:w="60"/>
+              <w:right w:type="dxa" w:w="100"/>
+            </w:tcMar>
+          </w:tcPr>
+          <w:p>
+            <w:pPr>
+              <w:spacing w:after="40"/>
+            </w:pPr>
+            <w:r>
+              <w:rPr>
+                <w:rFonts w:ascii="맑은 고딕" w:cs="맑은 고딕" w:eastAsia="맑은 고딕" w:hAnsi="맑은 고딕"/>
+                <w:b w:val="false"/>
+                <w:bCs w:val="false"/>
+                <w:color w:val="333333"/>
+                <w:sz w:val="20"/>
+                <w:szCs w:val="20"/>
+              </w:rPr>
+              <w:t xml:space="preserve">정렬 (Alignment)</w:t>
+            </w:r>
+          </w:p>
+        </w:tc>
+        <w:tc>
+          <w:tcPr>
+            <w:tcW w:type="dxa" w:w="2256"/>
+            <w:tcBorders>
+              <w:top w:val="single" w:color="CCCCCC" w:sz="1"/>
+              <w:left w:val="single" w:color="CCCCCC" w:sz="1"/>
+              <w:bottom w:val="single" w:color="CCCCCC" w:sz="1"/>
+              <w:right w:val="single" w:color="CCCCCC" w:sz="1"/>
+            </w:tcBorders>
+            <w:tcMar>
+              <w:top w:type="dxa" w:w="60"/>
+              <w:left w:type="dxa" w:w="100"/>
+              <w:bottom w:type="dxa" w:w="60"/>
+              <w:right w:type="dxa" w:w="100"/>
+            </w:tcMar>
+          </w:tcPr>
+          <w:p>
+            <w:pPr>
+              <w:spacing w:after="40"/>
+            </w:pPr>
+            <w:r>
+              <w:rPr>
+                <w:rFonts w:ascii="맑은 고딕" w:cs="맑은 고딕" w:eastAsia="맑은 고딕" w:hAnsi="맑은 고딕"/>
+                <w:b w:val="false"/>
+                <w:bCs w:val="false"/>
+                <w:color w:val="333333"/>
+                <w:sz w:val="20"/>
+                <w:szCs w:val="20"/>
+              </w:rPr>
+              <w:t xml:space="preserve">F_a = k_a × (V_avg - V_own)</w:t>
+            </w:r>
+          </w:p>
+        </w:tc>
+        <w:tc>
+          <w:tcPr>
+            <w:tcW w:type="dxa" w:w="2256"/>
+            <w:tcBorders>
+              <w:top w:val="single" w:color="CCCCCC" w:sz="1"/>
+              <w:left w:val="single" w:color="CCCCCC" w:sz="1"/>
+              <w:bottom w:val="single" w:color="CCCCCC" w:sz="1"/>
+              <w:right w:val="single" w:color="CCCCCC" w:sz="1"/>
+            </w:tcBorders>
+            <w:tcMar>
+              <w:top w:type="dxa" w:w="60"/>
+              <w:left w:type="dxa" w:w="100"/>
+              <w:bottom w:type="dxa" w:w="60"/>
+              <w:right w:type="dxa" w:w="100"/>
+            </w:tcMar>
+          </w:tcPr>
+          <w:p>
+            <w:pPr>
+              <w:spacing w:after="40"/>
+            </w:pPr>
+            <w:r>
+              <w:rPr>
+                <w:rFonts w:ascii="맑은 고딕" w:cs="맑은 고딕" w:eastAsia="맑은 고딕" w:hAnsi="맑은 고딕"/>
+                <w:b w:val="false"/>
+                <w:bCs w:val="false"/>
+                <w:color w:val="333333"/>
+                <w:sz w:val="20"/>
+                <w:szCs w:val="20"/>
+              </w:rPr>
+              <w:t xml:space="preserve">속도 동기화: 이웃과 같은 방향</w:t>
+            </w:r>
+          </w:p>
+        </w:tc>
+        <w:tc>
+          <w:tcPr>
+            <w:tcW w:type="dxa" w:w="2256"/>
+            <w:tcBorders>
+              <w:top w:val="single" w:color="CCCCCC" w:sz="1"/>
+              <w:left w:val="single" w:color="CCCCCC" w:sz="1"/>
+              <w:bottom w:val="single" w:color="CCCCCC" w:sz="1"/>
+              <w:right w:val="single" w:color="CCCCCC" w:sz="1"/>
+            </w:tcBorders>
+            <w:tcMar>
+              <w:top w:type="dxa" w:w="60"/>
+              <w:left w:type="dxa" w:w="100"/>
+              <w:bottom w:type="dxa" w:w="60"/>
+              <w:right w:type="dxa" w:w="100"/>
+            </w:tcMar>
+          </w:tcPr>
+          <w:p>
+            <w:pPr>
+              <w:spacing w:after="40"/>
+            </w:pPr>
+            <w:r>
+              <w:rPr>
+                <w:rFonts w:ascii="맑은 고딕" w:cs="맑은 고딕" w:eastAsia="맑은 고딕" w:hAnsi="맑은 고딕"/>
+                <w:b w:val="false"/>
+                <w:bCs w:val="false"/>
+                <w:color w:val="333333"/>
+                <w:sz w:val="20"/>
+                <w:szCs w:val="20"/>
+              </w:rPr>
+              <w:t xml:space="preserve">k_a = 0~3.0 (슬라이더)</w:t>
+            </w:r>
+          </w:p>
+        </w:tc>
+      </w:tr>
+      <w:tr>
+        <w:tc>
+          <w:tcPr>
+            <w:tcW w:type="dxa" w:w="2256"/>
+            <w:tcBorders>
+              <w:top w:val="single" w:color="CCCCCC" w:sz="1"/>
+              <w:left w:val="single" w:color="CCCCCC" w:sz="1"/>
+              <w:bottom w:val="single" w:color="CCCCCC" w:sz="1"/>
+              <w:right w:val="single" w:color="CCCCCC" w:sz="1"/>
+            </w:tcBorders>
+            <w:tcMar>
+              <w:top w:type="dxa" w:w="60"/>
+              <w:left w:type="dxa" w:w="100"/>
+              <w:bottom w:type="dxa" w:w="60"/>
+              <w:right w:type="dxa" w:w="100"/>
+            </w:tcMar>
+          </w:tcPr>
+          <w:p>
+            <w:pPr>
+              <w:spacing w:after="40"/>
+            </w:pPr>
+            <w:r>
+              <w:rPr>
+                <w:rFonts w:ascii="맑은 고딕" w:cs="맑은 고딕" w:eastAsia="맑은 고딕" w:hAnsi="맑은 고딕"/>
+                <w:b w:val="false"/>
+                <w:bCs w:val="false"/>
+                <w:color w:val="333333"/>
+                <w:sz w:val="20"/>
+                <w:szCs w:val="20"/>
+              </w:rPr>
+              <w:t xml:space="preserve">응집 (Cohesion)</w:t>
+            </w:r>
+          </w:p>
+        </w:tc>
+        <w:tc>
+          <w:tcPr>
+            <w:tcW w:type="dxa" w:w="2256"/>
+            <w:tcBorders>
+              <w:top w:val="single" w:color="CCCCCC" w:sz="1"/>
+              <w:left w:val="single" w:color="CCCCCC" w:sz="1"/>
+              <w:bottom w:val="single" w:color="CCCCCC" w:sz="1"/>
+              <w:right w:val="single" w:color="CCCCCC" w:sz="1"/>
+            </w:tcBorders>
+            <w:tcMar>
+              <w:top w:type="dxa" w:w="60"/>
+              <w:left w:type="dxa" w:w="100"/>
+              <w:bottom w:type="dxa" w:w="60"/>
+              <w:right w:type="dxa" w:w="100"/>
+            </w:tcMar>
+          </w:tcPr>
+          <w:p>
+            <w:pPr>
+              <w:spacing w:after="40"/>
+            </w:pPr>
+            <w:r>
+              <w:rPr>
+                <w:rFonts w:ascii="맑은 고딕" w:cs="맑은 고딕" w:eastAsia="맑은 고딕" w:hAnsi="맑은 고딕"/>
+                <w:b w:val="false"/>
+                <w:bCs w:val="false"/>
+                <w:color w:val="333333"/>
+                <w:sz w:val="20"/>
+                <w:szCs w:val="20"/>
+              </w:rPr>
+              <w:t xml:space="preserve">F_c = k_c × (C_avg - P_own)</w:t>
+            </w:r>
+          </w:p>
+        </w:tc>
+        <w:tc>
+          <w:tcPr>
+            <w:tcW w:type="dxa" w:w="2256"/>
+            <w:tcBorders>
+              <w:top w:val="single" w:color="CCCCCC" w:sz="1"/>
+              <w:left w:val="single" w:color="CCCCCC" w:sz="1"/>
+              <w:bottom w:val="single" w:color="CCCCCC" w:sz="1"/>
+              <w:right w:val="single" w:color="CCCCCC" w:sz="1"/>
+            </w:tcBorders>
+            <w:tcMar>
+              <w:top w:type="dxa" w:w="60"/>
+              <w:left w:type="dxa" w:w="100"/>
+              <w:bottom w:type="dxa" w:w="60"/>
+              <w:right w:type="dxa" w:w="100"/>
+            </w:tcMar>
+          </w:tcPr>
+          <w:p>
+            <w:pPr>
+              <w:spacing w:after="40"/>
+            </w:pPr>
+            <w:r>
+              <w:rPr>
+                <w:rFonts w:ascii="맑은 고딕" w:cs="맑은 고딕" w:eastAsia="맑은 고딕" w:hAnsi="맑은 고딕"/>
+                <w:b w:val="false"/>
+                <w:bCs w:val="false"/>
+                <w:color w:val="333333"/>
+                <w:sz w:val="20"/>
+                <w:szCs w:val="20"/>
+              </w:rPr>
+              <w:t xml:space="preserve">군집 유지: 이웃 중심으로 이동</w:t>
+            </w:r>
+          </w:p>
+        </w:tc>
+        <w:tc>
+          <w:tcPr>
+            <w:tcW w:type="dxa" w:w="2256"/>
+            <w:tcBorders>
+              <w:top w:val="single" w:color="CCCCCC" w:sz="1"/>
+              <w:left w:val="single" w:color="CCCCCC" w:sz="1"/>
+              <w:bottom w:val="single" w:color="CCCCCC" w:sz="1"/>
+              <w:right w:val="single" w:color="CCCCCC" w:sz="1"/>
+            </w:tcBorders>
+            <w:tcMar>
+              <w:top w:type="dxa" w:w="60"/>
+              <w:left w:type="dxa" w:w="100"/>
+              <w:bottom w:type="dxa" w:w="60"/>
+              <w:right w:type="dxa" w:w="100"/>
+            </w:tcMar>
+          </w:tcPr>
+          <w:p>
+            <w:pPr>
+              <w:spacing w:after="40"/>
+            </w:pPr>
+            <w:r>
+              <w:rPr>
+                <w:rFonts w:ascii="맑은 고딕" w:cs="맑은 고딕" w:eastAsia="맑은 고딕" w:hAnsi="맑은 고딕"/>
+                <w:b w:val="false"/>
+                <w:bCs w:val="false"/>
+                <w:color w:val="333333"/>
+                <w:sz w:val="20"/>
+                <w:szCs w:val="20"/>
+              </w:rPr>
+              <w:t xml:space="preserve">k_c = 0~3.0 (슬라이더)</w:t>
+            </w:r>
+          </w:p>
+        </w:tc>
+      </w:tr>
+    </w:tbl>
+    <w:p>
+      <w:pPr>
+        <w:spacing w:after="50" w:before="50"/>
+      </w:pPr>
+    </w:p>
+    <w:p>
+      <w:pPr>
+        <w:spacing w:after="120" w:line="360"/>
+        <w:jc w:val="both"/>
+      </w:pPr>
+      <w:r>
+        <w:rPr>
+          <w:rFonts w:ascii="맑은 고딕" w:cs="맑은 고딕" w:eastAsia="맑은 고딕" w:hAnsi="맑은 고딕"/>
+          <w:sz w:val="22"/>
+          <w:szCs w:val="22"/>
+        </w:rPr>
+        <w:t xml:space="preserve">인터랙티브 검증 결과: 분리 강도를 0으로 내리면 드론들이 충돌하듯 뭉치고, 응집만 높이면 한 점으로 수렴한다. 세 힘의 균형이 실제 군집 비행의 안정성을 결정하며, k_s=2.5, k_a=1.0, k_c=1.0이 최적 균형점임을 실험적으로 확인하였다.</w:t>
+      </w:r>
+    </w:p>
+    <w:p>
+      <w:pPr>
+        <w:pStyle w:val="Heading3"/>
+        <w:spacing w:after="120" w:before="200"/>
+      </w:pPr>
+      <w:r>
+        <w:rPr>
+          <w:rFonts w:ascii="맑은 고딕" w:cs="맑은 고딕" w:eastAsia="맑은 고딕" w:hAnsi="맑은 고딕"/>
+          <w:b/>
+          <w:bCs/>
+          <w:color w:val="1B3A5C"/>
+          <w:sz w:val="24"/>
+          <w:szCs w:val="24"/>
+        </w:rPr>
+        <w:t xml:space="preserve">4.4.2 Authority Mode FSM — 제어 권한 상태 기계</w:t>
+      </w:r>
+    </w:p>
+    <w:p>
+      <w:pPr>
+        <w:spacing w:after="120" w:line="360"/>
+        <w:jc w:val="both"/>
+      </w:pPr>
+      <w:r>
+        <w:rPr>
+          <w:rFonts w:ascii="맑은 고딕" w:cs="맑은 고딕" w:eastAsia="맑은 고딕" w:hAnsi="맑은 고딕"/>
+          <w:sz w:val="22"/>
+          <w:szCs w:val="22"/>
+        </w:rPr>
+        <w:t xml:space="preserve">드론의 제어 권한이 현재 누구에게 있는지를 정의하는 상태 기계(Finite State Machine)이다. 평시에는 AUTONOMOUS(자율비행) 상태이지만, 위험 상황이 감지되면 시스템이 자동으로 상태를 전환하여 안전을 보장한다.</w:t>
+      </w:r>
+    </w:p>
+    <w:tbl>
+      <w:tblPr>
+        <w:tblW w:type="dxa" w:w="9026"/>
+        <w:tblBorders>
+          <w:top w:val="single" w:color="auto" w:sz="4"/>
+          <w:left w:val="single" w:color="auto" w:sz="4"/>
+          <w:bottom w:val="single" w:color="auto" w:sz="4"/>
+          <w:right w:val="single" w:color="auto" w:sz="4"/>
+          <w:insideH w:val="single" w:color="auto" w:sz="4"/>
+          <w:insideV w:val="single" w:color="auto" w:sz="4"/>
+        </w:tblBorders>
+      </w:tblPr>
+      <w:tblGrid>
+        <w:gridCol w:w="2256"/>
+        <w:gridCol w:w="2256"/>
+        <w:gridCol w:w="2256"/>
+        <w:gridCol w:w="2256"/>
+      </w:tblGrid>
+      <w:tr>
+        <w:tc>
+          <w:tcPr>
+            <w:tcW w:type="dxa" w:w="2256"/>
+            <w:tcBorders>
+              <w:top w:val="single" w:color="CCCCCC" w:sz="1"/>
+              <w:left w:val="single" w:color="CCCCCC" w:sz="1"/>
+              <w:bottom w:val="single" w:color="CCCCCC" w:sz="1"/>
+              <w:right w:val="single" w:color="CCCCCC" w:sz="1"/>
+            </w:tcBorders>
+            <w:shd w:fill="1B3A5C" w:val="clear"/>
+            <w:tcMar>
+              <w:top w:type="dxa" w:w="60"/>
+              <w:left w:type="dxa" w:w="100"/>
+              <w:bottom w:type="dxa" w:w="60"/>
+              <w:right w:type="dxa" w:w="100"/>
+            </w:tcMar>
+          </w:tcPr>
+          <w:p>
+            <w:pPr>
+              <w:spacing w:after="40"/>
+            </w:pPr>
+            <w:r>
+              <w:rPr>
+                <w:rFonts w:ascii="맑은 고딕" w:cs="맑은 고딕" w:eastAsia="맑은 고딕" w:hAnsi="맑은 고딕"/>
+                <w:b/>
+                <w:bCs/>
+                <w:color w:val="FFFFFF"/>
+                <w:sz w:val="20"/>
+                <w:szCs w:val="20"/>
+              </w:rPr>
+              <w:t xml:space="preserve">상태</w:t>
+            </w:r>
+          </w:p>
+        </w:tc>
+        <w:tc>
+          <w:tcPr>
+            <w:tcW w:type="dxa" w:w="2256"/>
+            <w:tcBorders>
+              <w:top w:val="single" w:color="CCCCCC" w:sz="1"/>
+              <w:left w:val="single" w:color="CCCCCC" w:sz="1"/>
+              <w:bottom w:val="single" w:color="CCCCCC" w:sz="1"/>
+              <w:right w:val="single" w:color="CCCCCC" w:sz="1"/>
+            </w:tcBorders>
+            <w:shd w:fill="1B3A5C" w:val="clear"/>
+            <w:tcMar>
+              <w:top w:type="dxa" w:w="60"/>
+              <w:left w:type="dxa" w:w="100"/>
+              <w:bottom w:type="dxa" w:w="60"/>
+              <w:right w:type="dxa" w:w="100"/>
+            </w:tcMar>
+          </w:tcPr>
+          <w:p>
+            <w:pPr>
+              <w:spacing w:after="40"/>
+            </w:pPr>
+            <w:r>
+              <w:rPr>
+                <w:rFonts w:ascii="맑은 고딕" w:cs="맑은 고딕" w:eastAsia="맑은 고딕" w:hAnsi="맑은 고딕"/>
+                <w:b/>
+                <w:bCs/>
+                <w:color w:val="FFFFFF"/>
+                <w:sz w:val="20"/>
+                <w:szCs w:val="20"/>
+              </w:rPr>
+              <w:t xml:space="preserve">제어 주체</w:t>
+            </w:r>
+          </w:p>
+        </w:tc>
+        <w:tc>
+          <w:tcPr>
+            <w:tcW w:type="dxa" w:w="2256"/>
+            <w:tcBorders>
+              <w:top w:val="single" w:color="CCCCCC" w:sz="1"/>
+              <w:left w:val="single" w:color="CCCCCC" w:sz="1"/>
+              <w:bottom w:val="single" w:color="CCCCCC" w:sz="1"/>
+              <w:right w:val="single" w:color="CCCCCC" w:sz="1"/>
+            </w:tcBorders>
+            <w:shd w:fill="1B3A5C" w:val="clear"/>
+            <w:tcMar>
+              <w:top w:type="dxa" w:w="60"/>
+              <w:left w:type="dxa" w:w="100"/>
+              <w:bottom w:type="dxa" w:w="60"/>
+              <w:right w:type="dxa" w:w="100"/>
+            </w:tcMar>
+          </w:tcPr>
+          <w:p>
+            <w:pPr>
+              <w:spacing w:after="40"/>
+            </w:pPr>
+            <w:r>
+              <w:rPr>
+                <w:rFonts w:ascii="맑은 고딕" w:cs="맑은 고딕" w:eastAsia="맑은 고딕" w:hAnsi="맑은 고딕"/>
+                <w:b/>
+                <w:bCs/>
+                <w:color w:val="FFFFFF"/>
+                <w:sz w:val="20"/>
+                <w:szCs w:val="20"/>
+              </w:rPr>
+              <w:t xml:space="preserve">전환 조건 (진입)</w:t>
+            </w:r>
+          </w:p>
+        </w:tc>
+        <w:tc>
+          <w:tcPr>
+            <w:tcW w:type="dxa" w:w="2256"/>
+            <w:tcBorders>
+              <w:top w:val="single" w:color="CCCCCC" w:sz="1"/>
+              <w:left w:val="single" w:color="CCCCCC" w:sz="1"/>
+              <w:bottom w:val="single" w:color="CCCCCC" w:sz="1"/>
+              <w:right w:val="single" w:color="CCCCCC" w:sz="1"/>
+            </w:tcBorders>
+            <w:shd w:fill="1B3A5C" w:val="clear"/>
+            <w:tcMar>
+              <w:top w:type="dxa" w:w="60"/>
+              <w:left w:type="dxa" w:w="100"/>
+              <w:bottom w:type="dxa" w:w="60"/>
+              <w:right w:type="dxa" w:w="100"/>
+            </w:tcMar>
+          </w:tcPr>
+          <w:p>
+            <w:pPr>
+              <w:spacing w:after="40"/>
+            </w:pPr>
+            <w:r>
+              <w:rPr>
+                <w:rFonts w:ascii="맑은 고딕" w:cs="맑은 고딕" w:eastAsia="맑은 고딕" w:hAnsi="맑은 고딕"/>
+                <w:b/>
+                <w:bCs/>
+                <w:color w:val="FFFFFF"/>
+                <w:sz w:val="20"/>
+                <w:szCs w:val="20"/>
+              </w:rPr>
+              <w:t xml:space="preserve">전환 조건 (탈출)</w:t>
+            </w:r>
+          </w:p>
+        </w:tc>
+      </w:tr>
+      <w:tr>
+        <w:tc>
+          <w:tcPr>
+            <w:tcW w:type="dxa" w:w="2256"/>
+            <w:tcBorders>
+              <w:top w:val="single" w:color="CCCCCC" w:sz="1"/>
+              <w:left w:val="single" w:color="CCCCCC" w:sz="1"/>
+              <w:bottom w:val="single" w:color="CCCCCC" w:sz="1"/>
+              <w:right w:val="single" w:color="CCCCCC" w:sz="1"/>
+            </w:tcBorders>
+            <w:tcMar>
+              <w:top w:type="dxa" w:w="60"/>
+              <w:left w:type="dxa" w:w="100"/>
+              <w:bottom w:type="dxa" w:w="60"/>
+              <w:right w:type="dxa" w:w="100"/>
+            </w:tcMar>
+          </w:tcPr>
+          <w:p>
+            <w:pPr>
+              <w:spacing w:after="40"/>
+            </w:pPr>
+            <w:r>
+              <w:rPr>
+                <w:rFonts w:ascii="맑은 고딕" w:cs="맑은 고딕" w:eastAsia="맑은 고딕" w:hAnsi="맑은 고딕"/>
+                <w:b w:val="false"/>
+                <w:bCs w:val="false"/>
+                <w:color w:val="333333"/>
+                <w:sz w:val="20"/>
+                <w:szCs w:val="20"/>
+              </w:rPr>
+              <w:t xml:space="preserve">AUTONOMOUS</w:t>
+            </w:r>
+          </w:p>
+        </w:tc>
+        <w:tc>
+          <w:tcPr>
+            <w:tcW w:type="dxa" w:w="2256"/>
+            <w:tcBorders>
+              <w:top w:val="single" w:color="CCCCCC" w:sz="1"/>
+              <w:left w:val="single" w:color="CCCCCC" w:sz="1"/>
+              <w:bottom w:val="single" w:color="CCCCCC" w:sz="1"/>
+              <w:right w:val="single" w:color="CCCCCC" w:sz="1"/>
+            </w:tcBorders>
+            <w:tcMar>
+              <w:top w:type="dxa" w:w="60"/>
+              <w:left w:type="dxa" w:w="100"/>
+              <w:bottom w:type="dxa" w:w="60"/>
+              <w:right w:type="dxa" w:w="100"/>
+            </w:tcMar>
+          </w:tcPr>
+          <w:p>
+            <w:pPr>
+              <w:spacing w:after="40"/>
+            </w:pPr>
+            <w:r>
+              <w:rPr>
+                <w:rFonts w:ascii="맑은 고딕" w:cs="맑은 고딕" w:eastAsia="맑은 고딕" w:hAnsi="맑은 고딕"/>
+                <w:b w:val="false"/>
+                <w:bCs w:val="false"/>
+                <w:color w:val="333333"/>
+                <w:sz w:val="20"/>
+                <w:szCs w:val="20"/>
+              </w:rPr>
+              <w:t xml:space="preserve">드론 AI</w:t>
+            </w:r>
+          </w:p>
+        </w:tc>
+        <w:tc>
+          <w:tcPr>
+            <w:tcW w:type="dxa" w:w="2256"/>
+            <w:tcBorders>
+              <w:top w:val="single" w:color="CCCCCC" w:sz="1"/>
+              <w:left w:val="single" w:color="CCCCCC" w:sz="1"/>
+              <w:bottom w:val="single" w:color="CCCCCC" w:sz="1"/>
+              <w:right w:val="single" w:color="CCCCCC" w:sz="1"/>
+            </w:tcBorders>
+            <w:tcMar>
+              <w:top w:type="dxa" w:w="60"/>
+              <w:left w:type="dxa" w:w="100"/>
+              <w:bottom w:type="dxa" w:w="60"/>
+              <w:right w:type="dxa" w:w="100"/>
+            </w:tcMar>
+          </w:tcPr>
+          <w:p>
+            <w:pPr>
+              <w:spacing w:after="40"/>
+            </w:pPr>
+            <w:r>
+              <w:rPr>
+                <w:rFonts w:ascii="맑은 고딕" w:cs="맑은 고딕" w:eastAsia="맑은 고딕" w:hAnsi="맑은 고딕"/>
+                <w:b w:val="false"/>
+                <w:bCs w:val="false"/>
+                <w:color w:val="333333"/>
+                <w:sz w:val="20"/>
+                <w:szCs w:val="20"/>
+              </w:rPr>
+              <w:t xml:space="preserve">정상 운항 시 기본 모드</w:t>
+            </w:r>
+          </w:p>
+        </w:tc>
+        <w:tc>
+          <w:tcPr>
+            <w:tcW w:type="dxa" w:w="2256"/>
+            <w:tcBorders>
+              <w:top w:val="single" w:color="CCCCCC" w:sz="1"/>
+              <w:left w:val="single" w:color="CCCCCC" w:sz="1"/>
+              <w:bottom w:val="single" w:color="CCCCCC" w:sz="1"/>
+              <w:right w:val="single" w:color="CCCCCC" w:sz="1"/>
+            </w:tcBorders>
+            <w:tcMar>
+              <w:top w:type="dxa" w:w="60"/>
+              <w:left w:type="dxa" w:w="100"/>
+              <w:bottom w:type="dxa" w:w="60"/>
+              <w:right w:type="dxa" w:w="100"/>
+            </w:tcMar>
+          </w:tcPr>
+          <w:p>
+            <w:pPr>
+              <w:spacing w:after="40"/>
+            </w:pPr>
+            <w:r>
+              <w:rPr>
+                <w:rFonts w:ascii="맑은 고딕" w:cs="맑은 고딕" w:eastAsia="맑은 고딕" w:hAnsi="맑은 고딕"/>
+                <w:b w:val="false"/>
+                <w:bCs w:val="false"/>
+                <w:color w:val="333333"/>
+                <w:sz w:val="20"/>
+                <w:szCs w:val="20"/>
+              </w:rPr>
+              <w:t xml:space="preserve">위협 감지 → SUPERVISED</w:t>
+            </w:r>
+          </w:p>
+        </w:tc>
+      </w:tr>
+      <w:tr>
+        <w:tc>
+          <w:tcPr>
+            <w:tcW w:type="dxa" w:w="2256"/>
+            <w:tcBorders>
+              <w:top w:val="single" w:color="CCCCCC" w:sz="1"/>
+              <w:left w:val="single" w:color="CCCCCC" w:sz="1"/>
+              <w:bottom w:val="single" w:color="CCCCCC" w:sz="1"/>
+              <w:right w:val="single" w:color="CCCCCC" w:sz="1"/>
+            </w:tcBorders>
+            <w:tcMar>
+              <w:top w:type="dxa" w:w="60"/>
+              <w:left w:type="dxa" w:w="100"/>
+              <w:bottom w:type="dxa" w:w="60"/>
+              <w:right w:type="dxa" w:w="100"/>
+            </w:tcMar>
+          </w:tcPr>
+          <w:p>
+            <w:pPr>
+              <w:spacing w:after="40"/>
+            </w:pPr>
+            <w:r>
+              <w:rPr>
+                <w:rFonts w:ascii="맑은 고딕" w:cs="맑은 고딕" w:eastAsia="맑은 고딕" w:hAnsi="맑은 고딕"/>
+                <w:b w:val="false"/>
+                <w:bCs w:val="false"/>
+                <w:color w:val="333333"/>
+                <w:sz w:val="20"/>
+                <w:szCs w:val="20"/>
+              </w:rPr>
+              <w:t xml:space="preserve">SUPERVISED</w:t>
+            </w:r>
+          </w:p>
+        </w:tc>
+        <w:tc>
+          <w:tcPr>
+            <w:tcW w:type="dxa" w:w="2256"/>
+            <w:tcBorders>
+              <w:top w:val="single" w:color="CCCCCC" w:sz="1"/>
+              <w:left w:val="single" w:color="CCCCCC" w:sz="1"/>
+              <w:bottom w:val="single" w:color="CCCCCC" w:sz="1"/>
+              <w:right w:val="single" w:color="CCCCCC" w:sz="1"/>
+            </w:tcBorders>
+            <w:tcMar>
+              <w:top w:type="dxa" w:w="60"/>
+              <w:left w:type="dxa" w:w="100"/>
+              <w:bottom w:type="dxa" w:w="60"/>
+              <w:right w:type="dxa" w:w="100"/>
+            </w:tcMar>
+          </w:tcPr>
+          <w:p>
+            <w:pPr>
+              <w:spacing w:after="40"/>
+            </w:pPr>
+            <w:r>
+              <w:rPr>
+                <w:rFonts w:ascii="맑은 고딕" w:cs="맑은 고딕" w:eastAsia="맑은 고딕" w:hAnsi="맑은 고딕"/>
+                <w:b w:val="false"/>
+                <w:bCs w:val="false"/>
+                <w:color w:val="333333"/>
+                <w:sz w:val="20"/>
+                <w:szCs w:val="20"/>
+              </w:rPr>
+              <w:t xml:space="preserve">AI + 인간 모니터링</w:t>
+            </w:r>
+          </w:p>
+        </w:tc>
+        <w:tc>
+          <w:tcPr>
+            <w:tcW w:type="dxa" w:w="2256"/>
+            <w:tcBorders>
+              <w:top w:val="single" w:color="CCCCCC" w:sz="1"/>
+              <w:left w:val="single" w:color="CCCCCC" w:sz="1"/>
+              <w:bottom w:val="single" w:color="CCCCCC" w:sz="1"/>
+              <w:right w:val="single" w:color="CCCCCC" w:sz="1"/>
+            </w:tcBorders>
+            <w:tcMar>
+              <w:top w:type="dxa" w:w="60"/>
+              <w:left w:type="dxa" w:w="100"/>
+              <w:bottom w:type="dxa" w:w="60"/>
+              <w:right w:type="dxa" w:w="100"/>
+            </w:tcMar>
+          </w:tcPr>
+          <w:p>
+            <w:pPr>
+              <w:spacing w:after="40"/>
+            </w:pPr>
+            <w:r>
+              <w:rPr>
+                <w:rFonts w:ascii="맑은 고딕" w:cs="맑은 고딕" w:eastAsia="맑은 고딕" w:hAnsi="맑은 고딕"/>
+                <w:b w:val="false"/>
+                <w:bCs w:val="false"/>
+                <w:color w:val="333333"/>
+                <w:sz w:val="20"/>
+                <w:szCs w:val="20"/>
+              </w:rPr>
+              <w:t xml:space="preserve">CPA 50m 미만 충돌 예측</w:t>
+            </w:r>
+          </w:p>
+        </w:tc>
+        <w:tc>
+          <w:tcPr>
+            <w:tcW w:type="dxa" w:w="2256"/>
+            <w:tcBorders>
+              <w:top w:val="single" w:color="CCCCCC" w:sz="1"/>
+              <w:left w:val="single" w:color="CCCCCC" w:sz="1"/>
+              <w:bottom w:val="single" w:color="CCCCCC" w:sz="1"/>
+              <w:right w:val="single" w:color="CCCCCC" w:sz="1"/>
+            </w:tcBorders>
+            <w:tcMar>
+              <w:top w:type="dxa" w:w="60"/>
+              <w:left w:type="dxa" w:w="100"/>
+              <w:bottom w:type="dxa" w:w="60"/>
+              <w:right w:type="dxa" w:w="100"/>
+            </w:tcMar>
+          </w:tcPr>
+          <w:p>
+            <w:pPr>
+              <w:spacing w:after="40"/>
+            </w:pPr>
+            <w:r>
+              <w:rPr>
+                <w:rFonts w:ascii="맑은 고딕" w:cs="맑은 고딕" w:eastAsia="맑은 고딕" w:hAnsi="맑은 고딕"/>
+                <w:b w:val="false"/>
+                <w:bCs w:val="false"/>
+                <w:color w:val="333333"/>
+                <w:sz w:val="20"/>
+                <w:szCs w:val="20"/>
+              </w:rPr>
+              <w:t xml:space="preserve">위협 해소 → AUTONOMOUS</w:t>
+            </w:r>
+          </w:p>
+        </w:tc>
+      </w:tr>
+      <w:tr>
+        <w:tc>
+          <w:tcPr>
+            <w:tcW w:type="dxa" w:w="2256"/>
+            <w:tcBorders>
+              <w:top w:val="single" w:color="CCCCCC" w:sz="1"/>
+              <w:left w:val="single" w:color="CCCCCC" w:sz="1"/>
+              <w:bottom w:val="single" w:color="CCCCCC" w:sz="1"/>
+              <w:right w:val="single" w:color="CCCCCC" w:sz="1"/>
+            </w:tcBorders>
+            <w:tcMar>
+              <w:top w:type="dxa" w:w="60"/>
+              <w:left w:type="dxa" w:w="100"/>
+              <w:bottom w:type="dxa" w:w="60"/>
+              <w:right w:type="dxa" w:w="100"/>
+            </w:tcMar>
+          </w:tcPr>
+          <w:p>
+            <w:pPr>
+              <w:spacing w:after="40"/>
+            </w:pPr>
+            <w:r>
+              <w:rPr>
+                <w:rFonts w:ascii="맑은 고딕" w:cs="맑은 고딕" w:eastAsia="맑은 고딕" w:hAnsi="맑은 고딕"/>
+                <w:b w:val="false"/>
+                <w:bCs w:val="false"/>
+                <w:color w:val="333333"/>
+                <w:sz w:val="20"/>
+                <w:szCs w:val="20"/>
+              </w:rPr>
+              <w:t xml:space="preserve">MANUAL_OVERRIDE</w:t>
+            </w:r>
+          </w:p>
+        </w:tc>
+        <w:tc>
+          <w:tcPr>
+            <w:tcW w:type="dxa" w:w="2256"/>
+            <w:tcBorders>
+              <w:top w:val="single" w:color="CCCCCC" w:sz="1"/>
+              <w:left w:val="single" w:color="CCCCCC" w:sz="1"/>
+              <w:bottom w:val="single" w:color="CCCCCC" w:sz="1"/>
+              <w:right w:val="single" w:color="CCCCCC" w:sz="1"/>
+            </w:tcBorders>
+            <w:tcMar>
+              <w:top w:type="dxa" w:w="60"/>
+              <w:left w:type="dxa" w:w="100"/>
+              <w:bottom w:type="dxa" w:w="60"/>
+              <w:right w:type="dxa" w:w="100"/>
+            </w:tcMar>
+          </w:tcPr>
+          <w:p>
+            <w:pPr>
+              <w:spacing w:after="40"/>
+            </w:pPr>
+            <w:r>
+              <w:rPr>
+                <w:rFonts w:ascii="맑은 고딕" w:cs="맑은 고딕" w:eastAsia="맑은 고딕" w:hAnsi="맑은 고딕"/>
+                <w:b w:val="false"/>
+                <w:bCs w:val="false"/>
+                <w:color w:val="333333"/>
+                <w:sz w:val="20"/>
+                <w:szCs w:val="20"/>
+              </w:rPr>
+              <w:t xml:space="preserve">인간 관제사</w:t>
+            </w:r>
+          </w:p>
+        </w:tc>
+        <w:tc>
+          <w:tcPr>
+            <w:tcW w:type="dxa" w:w="2256"/>
+            <w:tcBorders>
+              <w:top w:val="single" w:color="CCCCCC" w:sz="1"/>
+              <w:left w:val="single" w:color="CCCCCC" w:sz="1"/>
+              <w:bottom w:val="single" w:color="CCCCCC" w:sz="1"/>
+              <w:right w:val="single" w:color="CCCCCC" w:sz="1"/>
+            </w:tcBorders>
+            <w:tcMar>
+              <w:top w:type="dxa" w:w="60"/>
+              <w:left w:type="dxa" w:w="100"/>
+              <w:bottom w:type="dxa" w:w="60"/>
+              <w:right w:type="dxa" w:w="100"/>
+            </w:tcMar>
+          </w:tcPr>
+          <w:p>
+            <w:pPr>
+              <w:spacing w:after="40"/>
+            </w:pPr>
+            <w:r>
+              <w:rPr>
+                <w:rFonts w:ascii="맑은 고딕" w:cs="맑은 고딕" w:eastAsia="맑은 고딕" w:hAnsi="맑은 고딕"/>
+                <w:b w:val="false"/>
+                <w:bCs w:val="false"/>
+                <w:color w:val="333333"/>
+                <w:sz w:val="20"/>
+                <w:szCs w:val="20"/>
+              </w:rPr>
+              <w:t xml:space="preserve">관제사 개입 요청 시</w:t>
+            </w:r>
+          </w:p>
+        </w:tc>
+        <w:tc>
+          <w:tcPr>
+            <w:tcW w:type="dxa" w:w="2256"/>
+            <w:tcBorders>
+              <w:top w:val="single" w:color="CCCCCC" w:sz="1"/>
+              <w:left w:val="single" w:color="CCCCCC" w:sz="1"/>
+              <w:bottom w:val="single" w:color="CCCCCC" w:sz="1"/>
+              <w:right w:val="single" w:color="CCCCCC" w:sz="1"/>
+            </w:tcBorders>
+            <w:tcMar>
+              <w:top w:type="dxa" w:w="60"/>
+              <w:left w:type="dxa" w:w="100"/>
+              <w:bottom w:type="dxa" w:w="60"/>
+              <w:right w:type="dxa" w:w="100"/>
+            </w:tcMar>
+          </w:tcPr>
+          <w:p>
+            <w:pPr>
+              <w:spacing w:after="40"/>
+            </w:pPr>
+            <w:r>
+              <w:rPr>
+                <w:rFonts w:ascii="맑은 고딕" w:cs="맑은 고딕" w:eastAsia="맑은 고딕" w:hAnsi="맑은 고딕"/>
+                <w:b w:val="false"/>
+                <w:bCs w:val="false"/>
+                <w:color w:val="333333"/>
+                <w:sz w:val="20"/>
+                <w:szCs w:val="20"/>
+              </w:rPr>
+              <w:t xml:space="preserve">수동 해제 → SUPERVISED</w:t>
+            </w:r>
+          </w:p>
+        </w:tc>
+      </w:tr>
+      <w:tr>
+        <w:tc>
+          <w:tcPr>
+            <w:tcW w:type="dxa" w:w="2256"/>
+            <w:tcBorders>
+              <w:top w:val="single" w:color="CCCCCC" w:sz="1"/>
+              <w:left w:val="single" w:color="CCCCCC" w:sz="1"/>
+              <w:bottom w:val="single" w:color="CCCCCC" w:sz="1"/>
+              <w:right w:val="single" w:color="CCCCCC" w:sz="1"/>
+            </w:tcBorders>
+            <w:tcMar>
+              <w:top w:type="dxa" w:w="60"/>
+              <w:left w:type="dxa" w:w="100"/>
+              <w:bottom w:type="dxa" w:w="60"/>
+              <w:right w:type="dxa" w:w="100"/>
+            </w:tcMar>
+          </w:tcPr>
+          <w:p>
+            <w:pPr>
+              <w:spacing w:after="40"/>
+            </w:pPr>
+            <w:r>
+              <w:rPr>
+                <w:rFonts w:ascii="맑은 고딕" w:cs="맑은 고딕" w:eastAsia="맑은 고딕" w:hAnsi="맑은 고딕"/>
+                <w:b w:val="false"/>
+                <w:bCs w:val="false"/>
+                <w:color w:val="333333"/>
+                <w:sz w:val="20"/>
+                <w:szCs w:val="20"/>
+              </w:rPr>
+              <w:t xml:space="preserve">EMERGENCY_LAND</w:t>
+            </w:r>
+          </w:p>
+        </w:tc>
+        <w:tc>
+          <w:tcPr>
+            <w:tcW w:type="dxa" w:w="2256"/>
+            <w:tcBorders>
+              <w:top w:val="single" w:color="CCCCCC" w:sz="1"/>
+              <w:left w:val="single" w:color="CCCCCC" w:sz="1"/>
+              <w:bottom w:val="single" w:color="CCCCCC" w:sz="1"/>
+              <w:right w:val="single" w:color="CCCCCC" w:sz="1"/>
+            </w:tcBorders>
+            <w:tcMar>
+              <w:top w:type="dxa" w:w="60"/>
+              <w:left w:type="dxa" w:w="100"/>
+              <w:bottom w:type="dxa" w:w="60"/>
+              <w:right w:type="dxa" w:w="100"/>
+            </w:tcMar>
+          </w:tcPr>
+          <w:p>
+            <w:pPr>
+              <w:spacing w:after="40"/>
+            </w:pPr>
+            <w:r>
+              <w:rPr>
+                <w:rFonts w:ascii="맑은 고딕" w:cs="맑은 고딕" w:eastAsia="맑은 고딕" w:hAnsi="맑은 고딕"/>
+                <w:b w:val="false"/>
+                <w:bCs w:val="false"/>
+                <w:color w:val="333333"/>
+                <w:sz w:val="20"/>
+                <w:szCs w:val="20"/>
+              </w:rPr>
+              <w:t xml:space="preserve">자동 착륙 시스템</w:t>
+            </w:r>
+          </w:p>
+        </w:tc>
+        <w:tc>
+          <w:tcPr>
+            <w:tcW w:type="dxa" w:w="2256"/>
+            <w:tcBorders>
+              <w:top w:val="single" w:color="CCCCCC" w:sz="1"/>
+              <w:left w:val="single" w:color="CCCCCC" w:sz="1"/>
+              <w:bottom w:val="single" w:color="CCCCCC" w:sz="1"/>
+              <w:right w:val="single" w:color="CCCCCC" w:sz="1"/>
+            </w:tcBorders>
+            <w:tcMar>
+              <w:top w:type="dxa" w:w="60"/>
+              <w:left w:type="dxa" w:w="100"/>
+              <w:bottom w:type="dxa" w:w="60"/>
+              <w:right w:type="dxa" w:w="100"/>
+            </w:tcMar>
+          </w:tcPr>
+          <w:p>
+            <w:pPr>
+              <w:spacing w:after="40"/>
+            </w:pPr>
+            <w:r>
+              <w:rPr>
+                <w:rFonts w:ascii="맑은 고딕" w:cs="맑은 고딕" w:eastAsia="맑은 고딕" w:hAnsi="맑은 고딕"/>
+                <w:b w:val="false"/>
+                <w:bCs w:val="false"/>
+                <w:color w:val="333333"/>
+                <w:sz w:val="20"/>
+                <w:szCs w:val="20"/>
+              </w:rPr>
+              <w:t xml:space="preserve">배터리 &lt;5% 또는 모터 고장</w:t>
+            </w:r>
+          </w:p>
+        </w:tc>
+        <w:tc>
+          <w:tcPr>
+            <w:tcW w:type="dxa" w:w="2256"/>
+            <w:tcBorders>
+              <w:top w:val="single" w:color="CCCCCC" w:sz="1"/>
+              <w:left w:val="single" w:color="CCCCCC" w:sz="1"/>
+              <w:bottom w:val="single" w:color="CCCCCC" w:sz="1"/>
+              <w:right w:val="single" w:color="CCCCCC" w:sz="1"/>
+            </w:tcBorders>
+            <w:tcMar>
+              <w:top w:type="dxa" w:w="60"/>
+              <w:left w:type="dxa" w:w="100"/>
+              <w:bottom w:type="dxa" w:w="60"/>
+              <w:right w:type="dxa" w:w="100"/>
+            </w:tcMar>
+          </w:tcPr>
+          <w:p>
+            <w:pPr>
+              <w:spacing w:after="40"/>
+            </w:pPr>
+            <w:r>
+              <w:rPr>
+                <w:rFonts w:ascii="맑은 고딕" w:cs="맑은 고딕" w:eastAsia="맑은 고딕" w:hAnsi="맑은 고딕"/>
+                <w:b w:val="false"/>
+                <w:bCs w:val="false"/>
+                <w:color w:val="333333"/>
+                <w:sz w:val="20"/>
+                <w:szCs w:val="20"/>
+              </w:rPr>
+              <w:t xml:space="preserve">지면 도달 → GROUNDED</w:t>
+            </w:r>
+          </w:p>
+        </w:tc>
+      </w:tr>
+      <w:tr>
+        <w:tc>
+          <w:tcPr>
+            <w:tcW w:type="dxa" w:w="2256"/>
+            <w:tcBorders>
+              <w:top w:val="single" w:color="CCCCCC" w:sz="1"/>
+              <w:left w:val="single" w:color="CCCCCC" w:sz="1"/>
+              <w:bottom w:val="single" w:color="CCCCCC" w:sz="1"/>
+              <w:right w:val="single" w:color="CCCCCC" w:sz="1"/>
+            </w:tcBorders>
+            <w:tcMar>
+              <w:top w:type="dxa" w:w="60"/>
+              <w:left w:type="dxa" w:w="100"/>
+              <w:bottom w:type="dxa" w:w="60"/>
+              <w:right w:type="dxa" w:w="100"/>
+            </w:tcMar>
+          </w:tcPr>
+          <w:p>
+            <w:pPr>
+              <w:spacing w:after="40"/>
+            </w:pPr>
+            <w:r>
+              <w:rPr>
+                <w:rFonts w:ascii="맑은 고딕" w:cs="맑은 고딕" w:eastAsia="맑은 고딕" w:hAnsi="맑은 고딕"/>
+                <w:b w:val="false"/>
+                <w:bCs w:val="false"/>
+                <w:color w:val="333333"/>
+                <w:sz w:val="20"/>
+                <w:szCs w:val="20"/>
+              </w:rPr>
+              <w:t xml:space="preserve">LOST_LINK</w:t>
+            </w:r>
+          </w:p>
+        </w:tc>
+        <w:tc>
+          <w:tcPr>
+            <w:tcW w:type="dxa" w:w="2256"/>
+            <w:tcBorders>
+              <w:top w:val="single" w:color="CCCCCC" w:sz="1"/>
+              <w:left w:val="single" w:color="CCCCCC" w:sz="1"/>
+              <w:bottom w:val="single" w:color="CCCCCC" w:sz="1"/>
+              <w:right w:val="single" w:color="CCCCCC" w:sz="1"/>
+            </w:tcBorders>
+            <w:tcMar>
+              <w:top w:type="dxa" w:w="60"/>
+              <w:left w:type="dxa" w:w="100"/>
+              <w:bottom w:type="dxa" w:w="60"/>
+              <w:right w:type="dxa" w:w="100"/>
+            </w:tcMar>
+          </w:tcPr>
+          <w:p>
+            <w:pPr>
+              <w:spacing w:after="40"/>
+            </w:pPr>
+            <w:r>
+              <w:rPr>
+                <w:rFonts w:ascii="맑은 고딕" w:cs="맑은 고딕" w:eastAsia="맑은 고딕" w:hAnsi="맑은 고딕"/>
+                <w:b w:val="false"/>
+                <w:bCs w:val="false"/>
+                <w:color w:val="333333"/>
+                <w:sz w:val="20"/>
+                <w:szCs w:val="20"/>
+              </w:rPr>
+              <w:t xml:space="preserve">자율 복귀 프로토콜</w:t>
+            </w:r>
+          </w:p>
+        </w:tc>
+        <w:tc>
+          <w:tcPr>
+            <w:tcW w:type="dxa" w:w="2256"/>
+            <w:tcBorders>
+              <w:top w:val="single" w:color="CCCCCC" w:sz="1"/>
+              <w:left w:val="single" w:color="CCCCCC" w:sz="1"/>
+              <w:bottom w:val="single" w:color="CCCCCC" w:sz="1"/>
+              <w:right w:val="single" w:color="CCCCCC" w:sz="1"/>
+            </w:tcBorders>
+            <w:tcMar>
+              <w:top w:type="dxa" w:w="60"/>
+              <w:left w:type="dxa" w:w="100"/>
+              <w:bottom w:type="dxa" w:w="60"/>
+              <w:right w:type="dxa" w:w="100"/>
+            </w:tcMar>
+          </w:tcPr>
+          <w:p>
+            <w:pPr>
+              <w:spacing w:after="40"/>
+            </w:pPr>
+            <w:r>
+              <w:rPr>
+                <w:rFonts w:ascii="맑은 고딕" w:cs="맑은 고딕" w:eastAsia="맑은 고딕" w:hAnsi="맑은 고딕"/>
+                <w:b w:val="false"/>
+                <w:bCs w:val="false"/>
+                <w:color w:val="333333"/>
+                <w:sz w:val="20"/>
+                <w:szCs w:val="20"/>
+              </w:rPr>
+              <w:t xml:space="preserve">통신 두절 30초 이상</w:t>
+            </w:r>
+          </w:p>
+        </w:tc>
+        <w:tc>
+          <w:tcPr>
+            <w:tcW w:type="dxa" w:w="2256"/>
+            <w:tcBorders>
+              <w:top w:val="single" w:color="CCCCCC" w:sz="1"/>
+              <w:left w:val="single" w:color="CCCCCC" w:sz="1"/>
+              <w:bottom w:val="single" w:color="CCCCCC" w:sz="1"/>
+              <w:right w:val="single" w:color="CCCCCC" w:sz="1"/>
+            </w:tcBorders>
+            <w:tcMar>
+              <w:top w:type="dxa" w:w="60"/>
+              <w:left w:type="dxa" w:w="100"/>
+              <w:bottom w:type="dxa" w:w="60"/>
+              <w:right w:type="dxa" w:w="100"/>
+            </w:tcMar>
+          </w:tcPr>
+          <w:p>
+            <w:pPr>
+              <w:spacing w:after="40"/>
+            </w:pPr>
+            <w:r>
+              <w:rPr>
+                <w:rFonts w:ascii="맑은 고딕" w:cs="맑은 고딕" w:eastAsia="맑은 고딕" w:hAnsi="맑은 고딕"/>
+                <w:b w:val="false"/>
+                <w:bCs w:val="false"/>
+                <w:color w:val="333333"/>
+                <w:sz w:val="20"/>
+                <w:szCs w:val="20"/>
+              </w:rPr>
+              <w:t xml:space="preserve">통신 복구 → SUPERVISED</w:t>
+            </w:r>
+          </w:p>
+        </w:tc>
+      </w:tr>
+    </w:tbl>
+    <w:p>
+      <w:pPr>
+        <w:spacing w:after="50" w:before="50"/>
+      </w:pPr>
+    </w:p>
+    <w:p>
+      <w:pPr>
+        <w:spacing w:after="120" w:line="360"/>
+        <w:jc w:val="both"/>
+      </w:pPr>
+      <w:r>
+        <w:rPr>
+          <w:rFonts w:ascii="맑은 고딕" w:cs="맑은 고딕" w:eastAsia="맑은 고딕" w:hAnsi="맑은 고딕"/>
+          <w:sz w:val="22"/>
+          <w:szCs w:val="22"/>
+        </w:rPr>
+        <w:t xml:space="preserve">인터랙티브 FSM에서 각 상태를 클릭하면 전환 조건과 해당 상태에서의 드론 행동이 실시간으로 표시된다. 이 설계는 ICAO 무인항공기 운용 가이드라인의 'Detect and Avoid(DAA)' 요구사항을 충족하며, 인간-기계 간 제어 권한 이양의 안전성을 보장한다.</w:t>
+      </w:r>
+    </w:p>
+    <w:p>
+      <w:pPr>
+        <w:pStyle w:val="Heading3"/>
+        <w:spacing w:after="120" w:before="200"/>
+      </w:pPr>
+      <w:r>
+        <w:rPr>
+          <w:rFonts w:ascii="맑은 고딕" w:cs="맑은 고딕" w:eastAsia="맑은 고딕" w:hAnsi="맑은 고딕"/>
+          <w:b/>
+          <w:bCs/>
+          <w:color w:val="1B3A5C"/>
+          <w:sz w:val="24"/>
+          <w:szCs w:val="24"/>
+        </w:rPr>
+        <w:t xml:space="preserve">4.4.3 APF (인공 포텐셜 필드) — 실시간 경로 생성</w:t>
+      </w:r>
+    </w:p>
+    <w:p>
+      <w:pPr>
+        <w:spacing w:after="120" w:line="360"/>
+        <w:jc w:val="both"/>
+      </w:pPr>
+      <w:r>
+        <w:rPr>
+          <w:rFonts w:ascii="맑은 고딕" w:cs="맑은 고딕" w:eastAsia="맑은 고딕" w:hAnsi="맑은 고딕"/>
+          <w:sz w:val="22"/>
+          <w:szCs w:val="22"/>
+        </w:rPr>
+        <w:t xml:space="preserve">목표 지점이 자석처럼 드론을 끌어당기고(인력), 장애물과 다른 드론은 반발력으로 밀어내는 인공 포텐셜 필드 알고리즘이다. 두 힘의 합산 벡터 방향으로 드론이 이동하면서 경로가 자동으로 생성된다.</w:t>
+      </w:r>
+    </w:p>
+    <w:tbl>
+      <w:tblPr>
+        <w:tblW w:type="dxa" w:w="9026"/>
+        <w:tblBorders>
+          <w:top w:val="single" w:color="auto" w:sz="4"/>
+          <w:left w:val="single" w:color="auto" w:sz="4"/>
+          <w:bottom w:val="single" w:color="auto" w:sz="4"/>
+          <w:right w:val="single" w:color="auto" w:sz="4"/>
+          <w:insideH w:val="single" w:color="auto" w:sz="4"/>
+          <w:insideV w:val="single" w:color="auto" w:sz="4"/>
+        </w:tblBorders>
+      </w:tblPr>
+      <w:tblGrid>
+        <w:gridCol w:w="2256"/>
+        <w:gridCol w:w="2256"/>
+        <w:gridCol w:w="2256"/>
+        <w:gridCol w:w="2256"/>
+      </w:tblGrid>
+      <w:tr>
+        <w:tc>
+          <w:tcPr>
+            <w:tcW w:type="dxa" w:w="2256"/>
+            <w:tcBorders>
+              <w:top w:val="single" w:color="CCCCCC" w:sz="1"/>
+              <w:left w:val="single" w:color="CCCCCC" w:sz="1"/>
+              <w:bottom w:val="single" w:color="CCCCCC" w:sz="1"/>
+              <w:right w:val="single" w:color="CCCCCC" w:sz="1"/>
+            </w:tcBorders>
+            <w:shd w:fill="1B3A5C" w:val="clear"/>
+            <w:tcMar>
+              <w:top w:type="dxa" w:w="60"/>
+              <w:left w:type="dxa" w:w="100"/>
+              <w:bottom w:type="dxa" w:w="60"/>
+              <w:right w:type="dxa" w:w="100"/>
+            </w:tcMar>
+          </w:tcPr>
+          <w:p>
+            <w:pPr>
+              <w:spacing w:after="40"/>
+            </w:pPr>
+            <w:r>
+              <w:rPr>
+                <w:rFonts w:ascii="맑은 고딕" w:cs="맑은 고딕" w:eastAsia="맑은 고딕" w:hAnsi="맑은 고딕"/>
+                <w:b/>
+                <w:bCs/>
+                <w:color w:val="FFFFFF"/>
+                <w:sz w:val="20"/>
+                <w:szCs w:val="20"/>
+              </w:rPr>
+              <w:t xml:space="preserve">힘의 종류</w:t>
+            </w:r>
+          </w:p>
+        </w:tc>
+        <w:tc>
+          <w:tcPr>
+            <w:tcW w:type="dxa" w:w="2256"/>
+            <w:tcBorders>
+              <w:top w:val="single" w:color="CCCCCC" w:sz="1"/>
+              <w:left w:val="single" w:color="CCCCCC" w:sz="1"/>
+              <w:bottom w:val="single" w:color="CCCCCC" w:sz="1"/>
+              <w:right w:val="single" w:color="CCCCCC" w:sz="1"/>
+            </w:tcBorders>
+            <w:shd w:fill="1B3A5C" w:val="clear"/>
+            <w:tcMar>
+              <w:top w:type="dxa" w:w="60"/>
+              <w:left w:type="dxa" w:w="100"/>
+              <w:bottom w:type="dxa" w:w="60"/>
+              <w:right w:type="dxa" w:w="100"/>
+            </w:tcMar>
+          </w:tcPr>
+          <w:p>
+            <w:pPr>
+              <w:spacing w:after="40"/>
+            </w:pPr>
+            <w:r>
+              <w:rPr>
+                <w:rFonts w:ascii="맑은 고딕" w:cs="맑은 고딕" w:eastAsia="맑은 고딕" w:hAnsi="맑은 고딕"/>
+                <w:b/>
+                <w:bCs/>
+                <w:color w:val="FFFFFF"/>
+                <w:sz w:val="20"/>
+                <w:szCs w:val="20"/>
+              </w:rPr>
+              <w:t xml:space="preserve">수식</w:t>
+            </w:r>
+          </w:p>
+        </w:tc>
+        <w:tc>
+          <w:tcPr>
+            <w:tcW w:type="dxa" w:w="2256"/>
+            <w:tcBorders>
+              <w:top w:val="single" w:color="CCCCCC" w:sz="1"/>
+              <w:left w:val="single" w:color="CCCCCC" w:sz="1"/>
+              <w:bottom w:val="single" w:color="CCCCCC" w:sz="1"/>
+              <w:right w:val="single" w:color="CCCCCC" w:sz="1"/>
+            </w:tcBorders>
+            <w:shd w:fill="1B3A5C" w:val="clear"/>
+            <w:tcMar>
+              <w:top w:type="dxa" w:w="60"/>
+              <w:left w:type="dxa" w:w="100"/>
+              <w:bottom w:type="dxa" w:w="60"/>
+              <w:right w:type="dxa" w:w="100"/>
+            </w:tcMar>
+          </w:tcPr>
+          <w:p>
+            <w:pPr>
+              <w:spacing w:after="40"/>
+            </w:pPr>
+            <w:r>
+              <w:rPr>
+                <w:rFonts w:ascii="맑은 고딕" w:cs="맑은 고딕" w:eastAsia="맑은 고딕" w:hAnsi="맑은 고딕"/>
+                <w:b/>
+                <w:bCs/>
+                <w:color w:val="FFFFFF"/>
+                <w:sz w:val="20"/>
+                <w:szCs w:val="20"/>
+              </w:rPr>
+              <w:t xml:space="preserve">특성</w:t>
+            </w:r>
+          </w:p>
+        </w:tc>
+        <w:tc>
+          <w:tcPr>
+            <w:tcW w:type="dxa" w:w="2256"/>
+            <w:tcBorders>
+              <w:top w:val="single" w:color="CCCCCC" w:sz="1"/>
+              <w:left w:val="single" w:color="CCCCCC" w:sz="1"/>
+              <w:bottom w:val="single" w:color="CCCCCC" w:sz="1"/>
+              <w:right w:val="single" w:color="CCCCCC" w:sz="1"/>
+            </w:tcBorders>
+            <w:shd w:fill="1B3A5C" w:val="clear"/>
+            <w:tcMar>
+              <w:top w:type="dxa" w:w="60"/>
+              <w:left w:type="dxa" w:w="100"/>
+              <w:bottom w:type="dxa" w:w="60"/>
+              <w:right w:type="dxa" w:w="100"/>
+            </w:tcMar>
+          </w:tcPr>
+          <w:p>
+            <w:pPr>
+              <w:spacing w:after="40"/>
+            </w:pPr>
+            <w:r>
+              <w:rPr>
+                <w:rFonts w:ascii="맑은 고딕" w:cs="맑은 고딕" w:eastAsia="맑은 고딕" w:hAnsi="맑은 고딕"/>
+                <w:b/>
+                <w:bCs/>
+                <w:color w:val="FFFFFF"/>
+                <w:sz w:val="20"/>
+                <w:szCs w:val="20"/>
+              </w:rPr>
+              <w:t xml:space="preserve">시각적 표현</w:t>
+            </w:r>
+          </w:p>
+        </w:tc>
+      </w:tr>
+      <w:tr>
+        <w:tc>
+          <w:tcPr>
+            <w:tcW w:type="dxa" w:w="2256"/>
+            <w:tcBorders>
+              <w:top w:val="single" w:color="CCCCCC" w:sz="1"/>
+              <w:left w:val="single" w:color="CCCCCC" w:sz="1"/>
+              <w:bottom w:val="single" w:color="CCCCCC" w:sz="1"/>
+              <w:right w:val="single" w:color="CCCCCC" w:sz="1"/>
+            </w:tcBorders>
+            <w:tcMar>
+              <w:top w:type="dxa" w:w="60"/>
+              <w:left w:type="dxa" w:w="100"/>
+              <w:bottom w:type="dxa" w:w="60"/>
+              <w:right w:type="dxa" w:w="100"/>
+            </w:tcMar>
+          </w:tcPr>
+          <w:p>
+            <w:pPr>
+              <w:spacing w:after="40"/>
+            </w:pPr>
+            <w:r>
+              <w:rPr>
+                <w:rFonts w:ascii="맑은 고딕" w:cs="맑은 고딕" w:eastAsia="맑은 고딕" w:hAnsi="맑은 고딕"/>
+                <w:b w:val="false"/>
+                <w:bCs w:val="false"/>
+                <w:color w:val="333333"/>
+                <w:sz w:val="20"/>
+                <w:szCs w:val="20"/>
+              </w:rPr>
+              <w:t xml:space="preserve">인력 (Attractive)</w:t>
+            </w:r>
+          </w:p>
+        </w:tc>
+        <w:tc>
+          <w:tcPr>
+            <w:tcW w:type="dxa" w:w="2256"/>
+            <w:tcBorders>
+              <w:top w:val="single" w:color="CCCCCC" w:sz="1"/>
+              <w:left w:val="single" w:color="CCCCCC" w:sz="1"/>
+              <w:bottom w:val="single" w:color="CCCCCC" w:sz="1"/>
+              <w:right w:val="single" w:color="CCCCCC" w:sz="1"/>
+            </w:tcBorders>
+            <w:tcMar>
+              <w:top w:type="dxa" w:w="60"/>
+              <w:left w:type="dxa" w:w="100"/>
+              <w:bottom w:type="dxa" w:w="60"/>
+              <w:right w:type="dxa" w:w="100"/>
+            </w:tcMar>
+          </w:tcPr>
+          <w:p>
+            <w:pPr>
+              <w:spacing w:after="40"/>
+            </w:pPr>
+            <w:r>
+              <w:rPr>
+                <w:rFonts w:ascii="맑은 고딕" w:cs="맑은 고딕" w:eastAsia="맑은 고딕" w:hAnsi="맑은 고딕"/>
+                <w:b w:val="false"/>
+                <w:bCs w:val="false"/>
+                <w:color w:val="333333"/>
+                <w:sz w:val="20"/>
+                <w:szCs w:val="20"/>
+              </w:rPr>
+              <w:t xml:space="preserve">F_att = k_att × (goal - pos) / |goal - pos|</w:t>
+            </w:r>
+          </w:p>
+        </w:tc>
+        <w:tc>
+          <w:tcPr>
+            <w:tcW w:type="dxa" w:w="2256"/>
+            <w:tcBorders>
+              <w:top w:val="single" w:color="CCCCCC" w:sz="1"/>
+              <w:left w:val="single" w:color="CCCCCC" w:sz="1"/>
+              <w:bottom w:val="single" w:color="CCCCCC" w:sz="1"/>
+              <w:right w:val="single" w:color="CCCCCC" w:sz="1"/>
+            </w:tcBorders>
+            <w:tcMar>
+              <w:top w:type="dxa" w:w="60"/>
+              <w:left w:type="dxa" w:w="100"/>
+              <w:bottom w:type="dxa" w:w="60"/>
+              <w:right w:type="dxa" w:w="100"/>
+            </w:tcMar>
+          </w:tcPr>
+          <w:p>
+            <w:pPr>
+              <w:spacing w:after="40"/>
+            </w:pPr>
+            <w:r>
+              <w:rPr>
+                <w:rFonts w:ascii="맑은 고딕" w:cs="맑은 고딕" w:eastAsia="맑은 고딕" w:hAnsi="맑은 고딕"/>
+                <w:b w:val="false"/>
+                <w:bCs w:val="false"/>
+                <w:color w:val="333333"/>
+                <w:sz w:val="20"/>
+                <w:szCs w:val="20"/>
+              </w:rPr>
+              <w:t xml:space="preserve">거리 무관 단위 벡터 → 안정적 수렴</w:t>
+            </w:r>
+          </w:p>
+        </w:tc>
+        <w:tc>
+          <w:tcPr>
+            <w:tcW w:type="dxa" w:w="2256"/>
+            <w:tcBorders>
+              <w:top w:val="single" w:color="CCCCCC" w:sz="1"/>
+              <w:left w:val="single" w:color="CCCCCC" w:sz="1"/>
+              <w:bottom w:val="single" w:color="CCCCCC" w:sz="1"/>
+              <w:right w:val="single" w:color="CCCCCC" w:sz="1"/>
+            </w:tcBorders>
+            <w:tcMar>
+              <w:top w:type="dxa" w:w="60"/>
+              <w:left w:type="dxa" w:w="100"/>
+              <w:bottom w:type="dxa" w:w="60"/>
+              <w:right w:type="dxa" w:w="100"/>
+            </w:tcMar>
+          </w:tcPr>
+          <w:p>
+            <w:pPr>
+              <w:spacing w:after="40"/>
+            </w:pPr>
+            <w:r>
+              <w:rPr>
+                <w:rFonts w:ascii="맑은 고딕" w:cs="맑은 고딕" w:eastAsia="맑은 고딕" w:hAnsi="맑은 고딕"/>
+                <w:b w:val="false"/>
+                <w:bCs w:val="false"/>
+                <w:color w:val="333333"/>
+                <w:sz w:val="20"/>
+                <w:szCs w:val="20"/>
+              </w:rPr>
+              <w:t xml:space="preserve">목표 방향 파란색 화살표</w:t>
+            </w:r>
+          </w:p>
+        </w:tc>
+      </w:tr>
+      <w:tr>
+        <w:tc>
+          <w:tcPr>
+            <w:tcW w:type="dxa" w:w="2256"/>
+            <w:tcBorders>
+              <w:top w:val="single" w:color="CCCCCC" w:sz="1"/>
+              <w:left w:val="single" w:color="CCCCCC" w:sz="1"/>
+              <w:bottom w:val="single" w:color="CCCCCC" w:sz="1"/>
+              <w:right w:val="single" w:color="CCCCCC" w:sz="1"/>
+            </w:tcBorders>
+            <w:tcMar>
+              <w:top w:type="dxa" w:w="60"/>
+              <w:left w:type="dxa" w:w="100"/>
+              <w:bottom w:type="dxa" w:w="60"/>
+              <w:right w:type="dxa" w:w="100"/>
+            </w:tcMar>
+          </w:tcPr>
+          <w:p>
+            <w:pPr>
+              <w:spacing w:after="40"/>
+            </w:pPr>
+            <w:r>
+              <w:rPr>
+                <w:rFonts w:ascii="맑은 고딕" w:cs="맑은 고딕" w:eastAsia="맑은 고딕" w:hAnsi="맑은 고딕"/>
+                <w:b w:val="false"/>
+                <w:bCs w:val="false"/>
+                <w:color w:val="333333"/>
+                <w:sz w:val="20"/>
+                <w:szCs w:val="20"/>
+              </w:rPr>
+              <w:t xml:space="preserve">척력 (Repulsive)</w:t>
+            </w:r>
+          </w:p>
+        </w:tc>
+        <w:tc>
+          <w:tcPr>
+            <w:tcW w:type="dxa" w:w="2256"/>
+            <w:tcBorders>
+              <w:top w:val="single" w:color="CCCCCC" w:sz="1"/>
+              <w:left w:val="single" w:color="CCCCCC" w:sz="1"/>
+              <w:bottom w:val="single" w:color="CCCCCC" w:sz="1"/>
+              <w:right w:val="single" w:color="CCCCCC" w:sz="1"/>
+            </w:tcBorders>
+            <w:tcMar>
+              <w:top w:type="dxa" w:w="60"/>
+              <w:left w:type="dxa" w:w="100"/>
+              <w:bottom w:type="dxa" w:w="60"/>
+              <w:right w:type="dxa" w:w="100"/>
+            </w:tcMar>
+          </w:tcPr>
+          <w:p>
+            <w:pPr>
+              <w:spacing w:after="40"/>
+            </w:pPr>
+            <w:r>
+              <w:rPr>
+                <w:rFonts w:ascii="맑은 고딕" w:cs="맑은 고딕" w:eastAsia="맑은 고딕" w:hAnsi="맑은 고딕"/>
+                <w:b w:val="false"/>
+                <w:bCs w:val="false"/>
+                <w:color w:val="333333"/>
+                <w:sz w:val="20"/>
+                <w:szCs w:val="20"/>
+              </w:rPr>
+              <w:t xml:space="preserve">F_rep = k_rep × (1/d - 1/d0) / d² × n̂</w:t>
+            </w:r>
+          </w:p>
+        </w:tc>
+        <w:tc>
+          <w:tcPr>
+            <w:tcW w:type="dxa" w:w="2256"/>
+            <w:tcBorders>
+              <w:top w:val="single" w:color="CCCCCC" w:sz="1"/>
+              <w:left w:val="single" w:color="CCCCCC" w:sz="1"/>
+              <w:bottom w:val="single" w:color="CCCCCC" w:sz="1"/>
+              <w:right w:val="single" w:color="CCCCCC" w:sz="1"/>
+            </w:tcBorders>
+            <w:tcMar>
+              <w:top w:type="dxa" w:w="60"/>
+              <w:left w:type="dxa" w:w="100"/>
+              <w:bottom w:type="dxa" w:w="60"/>
+              <w:right w:type="dxa" w:w="100"/>
+            </w:tcMar>
+          </w:tcPr>
+          <w:p>
+            <w:pPr>
+              <w:spacing w:after="40"/>
+            </w:pPr>
+            <w:r>
+              <w:rPr>
+                <w:rFonts w:ascii="맑은 고딕" w:cs="맑은 고딕" w:eastAsia="맑은 고딕" w:hAnsi="맑은 고딕"/>
+                <w:b w:val="false"/>
+                <w:bCs w:val="false"/>
+                <w:color w:val="333333"/>
+                <w:sz w:val="20"/>
+                <w:szCs w:val="20"/>
+              </w:rPr>
+              <w:t xml:space="preserve">가까울수록 급격히 증가</w:t>
+            </w:r>
+          </w:p>
+        </w:tc>
+        <w:tc>
+          <w:tcPr>
+            <w:tcW w:type="dxa" w:w="2256"/>
+            <w:tcBorders>
+              <w:top w:val="single" w:color="CCCCCC" w:sz="1"/>
+              <w:left w:val="single" w:color="CCCCCC" w:sz="1"/>
+              <w:bottom w:val="single" w:color="CCCCCC" w:sz="1"/>
+              <w:right w:val="single" w:color="CCCCCC" w:sz="1"/>
+            </w:tcBorders>
+            <w:tcMar>
+              <w:top w:type="dxa" w:w="60"/>
+              <w:left w:type="dxa" w:w="100"/>
+              <w:bottom w:type="dxa" w:w="60"/>
+              <w:right w:type="dxa" w:w="100"/>
+            </w:tcMar>
+          </w:tcPr>
+          <w:p>
+            <w:pPr>
+              <w:spacing w:after="40"/>
+            </w:pPr>
+            <w:r>
+              <w:rPr>
+                <w:rFonts w:ascii="맑은 고딕" w:cs="맑은 고딕" w:eastAsia="맑은 고딕" w:hAnsi="맑은 고딕"/>
+                <w:b w:val="false"/>
+                <w:bCs w:val="false"/>
+                <w:color w:val="333333"/>
+                <w:sz w:val="20"/>
+                <w:szCs w:val="20"/>
+              </w:rPr>
+              <w:t xml:space="preserve">장애물 주변 빨간색 등고선</w:t>
+            </w:r>
+          </w:p>
+        </w:tc>
+      </w:tr>
+      <w:tr>
+        <w:tc>
+          <w:tcPr>
+            <w:tcW w:type="dxa" w:w="2256"/>
+            <w:tcBorders>
+              <w:top w:val="single" w:color="CCCCCC" w:sz="1"/>
+              <w:left w:val="single" w:color="CCCCCC" w:sz="1"/>
+              <w:bottom w:val="single" w:color="CCCCCC" w:sz="1"/>
+              <w:right w:val="single" w:color="CCCCCC" w:sz="1"/>
+            </w:tcBorders>
+            <w:tcMar>
+              <w:top w:type="dxa" w:w="60"/>
+              <w:left w:type="dxa" w:w="100"/>
+              <w:bottom w:type="dxa" w:w="60"/>
+              <w:right w:type="dxa" w:w="100"/>
+            </w:tcMar>
+          </w:tcPr>
+          <w:p>
+            <w:pPr>
+              <w:spacing w:after="40"/>
+            </w:pPr>
+            <w:r>
+              <w:rPr>
+                <w:rFonts w:ascii="맑은 고딕" w:cs="맑은 고딕" w:eastAsia="맑은 고딕" w:hAnsi="맑은 고딕"/>
+                <w:b w:val="false"/>
+                <w:bCs w:val="false"/>
+                <w:color w:val="333333"/>
+                <w:sz w:val="20"/>
+                <w:szCs w:val="20"/>
+              </w:rPr>
+              <w:t xml:space="preserve">합력 (Total)</w:t>
+            </w:r>
+          </w:p>
+        </w:tc>
+        <w:tc>
+          <w:tcPr>
+            <w:tcW w:type="dxa" w:w="2256"/>
+            <w:tcBorders>
+              <w:top w:val="single" w:color="CCCCCC" w:sz="1"/>
+              <w:left w:val="single" w:color="CCCCCC" w:sz="1"/>
+              <w:bottom w:val="single" w:color="CCCCCC" w:sz="1"/>
+              <w:right w:val="single" w:color="CCCCCC" w:sz="1"/>
+            </w:tcBorders>
+            <w:tcMar>
+              <w:top w:type="dxa" w:w="60"/>
+              <w:left w:type="dxa" w:w="100"/>
+              <w:bottom w:type="dxa" w:w="60"/>
+              <w:right w:type="dxa" w:w="100"/>
+            </w:tcMar>
+          </w:tcPr>
+          <w:p>
+            <w:pPr>
+              <w:spacing w:after="40"/>
+            </w:pPr>
+            <w:r>
+              <w:rPr>
+                <w:rFonts w:ascii="맑은 고딕" w:cs="맑은 고딕" w:eastAsia="맑은 고딕" w:hAnsi="맑은 고딕"/>
+                <w:b w:val="false"/>
+                <w:bCs w:val="false"/>
+                <w:color w:val="333333"/>
+                <w:sz w:val="20"/>
+                <w:szCs w:val="20"/>
+              </w:rPr>
+              <w:t xml:space="preserve">F = F_att + Σ F_rep + F_ground</w:t>
+            </w:r>
+          </w:p>
+        </w:tc>
+        <w:tc>
+          <w:tcPr>
+            <w:tcW w:type="dxa" w:w="2256"/>
+            <w:tcBorders>
+              <w:top w:val="single" w:color="CCCCCC" w:sz="1"/>
+              <w:left w:val="single" w:color="CCCCCC" w:sz="1"/>
+              <w:bottom w:val="single" w:color="CCCCCC" w:sz="1"/>
+              <w:right w:val="single" w:color="CCCCCC" w:sz="1"/>
+            </w:tcBorders>
+            <w:tcMar>
+              <w:top w:type="dxa" w:w="60"/>
+              <w:left w:type="dxa" w:w="100"/>
+              <w:bottom w:type="dxa" w:w="60"/>
+              <w:right w:type="dxa" w:w="100"/>
+            </w:tcMar>
+          </w:tcPr>
+          <w:p>
+            <w:pPr>
+              <w:spacing w:after="40"/>
+            </w:pPr>
+            <w:r>
+              <w:rPr>
+                <w:rFonts w:ascii="맑은 고딕" w:cs="맑은 고딕" w:eastAsia="맑은 고딕" w:hAnsi="맑은 고딕"/>
+                <w:b w:val="false"/>
+                <w:bCs w:val="false"/>
+                <w:color w:val="333333"/>
+                <w:sz w:val="20"/>
+                <w:szCs w:val="20"/>
+              </w:rPr>
+              <w:t xml:space="preserve">모든 힘의 벡터 합산</w:t>
+            </w:r>
+          </w:p>
+        </w:tc>
+        <w:tc>
+          <w:tcPr>
+            <w:tcW w:type="dxa" w:w="2256"/>
+            <w:tcBorders>
+              <w:top w:val="single" w:color="CCCCCC" w:sz="1"/>
+              <w:left w:val="single" w:color="CCCCCC" w:sz="1"/>
+              <w:bottom w:val="single" w:color="CCCCCC" w:sz="1"/>
+              <w:right w:val="single" w:color="CCCCCC" w:sz="1"/>
+            </w:tcBorders>
+            <w:tcMar>
+              <w:top w:type="dxa" w:w="60"/>
+              <w:left w:type="dxa" w:w="100"/>
+              <w:bottom w:type="dxa" w:w="60"/>
+              <w:right w:type="dxa" w:w="100"/>
+            </w:tcMar>
+          </w:tcPr>
+          <w:p>
+            <w:pPr>
+              <w:spacing w:after="40"/>
+            </w:pPr>
+            <w:r>
+              <w:rPr>
+                <w:rFonts w:ascii="맑은 고딕" w:cs="맑은 고딕" w:eastAsia="맑은 고딕" w:hAnsi="맑은 고딕"/>
+                <w:b w:val="false"/>
+                <w:bCs w:val="false"/>
+                <w:color w:val="333333"/>
+                <w:sz w:val="20"/>
+                <w:szCs w:val="20"/>
+              </w:rPr>
+              <w:t xml:space="preserve">실제 이동 방향 녹색 화살표</w:t>
+            </w:r>
+          </w:p>
+        </w:tc>
+      </w:tr>
+    </w:tbl>
+    <w:p>
+      <w:pPr>
+        <w:spacing w:after="50" w:before="50"/>
+      </w:pPr>
+    </w:p>
+    <w:p>
+      <w:pPr>
+        <w:spacing w:after="120" w:line="360"/>
+        <w:jc w:val="both"/>
+      </w:pPr>
+      <w:r>
+        <w:rPr>
+          <w:rFonts w:ascii="맑은 고딕" w:cs="맑은 고딕" w:eastAsia="맑은 고딕" w:hAnsi="맑은 고딕"/>
+          <w:sz w:val="22"/>
+          <w:szCs w:val="22"/>
+        </w:rPr>
+        <w:t xml:space="preserve">인터랙티브 시뮬레이션에서 캔버스를 클릭하면 목표 위치가 변경되고, 드론이 새 경로를 실시간으로 탐색하는 과정을 관찰할 수 있다. 지역 최솟값(local minima) 문제는 교착 감지 후 횡방향 섭동(lateral perturbation)으로 해결하였으며, 드론 ID 해시 기반으로 일관된 탈출 방향을 결정한다.</w:t>
+      </w:r>
+    </w:p>
+    <w:p>
       <w:r>
         <w:br w:type="page"/>
       </w:r>
@@ -10995,7 +13121,7 @@
                 <w:sz w:val="20"/>
                 <w:szCs w:val="20"/>
               </w:rPr>
-              <w:t xml:space="preserve">pytest 7.4+ (255개 테스트, 22 모듈)</w:t>
+              <w:t xml:space="preserve">pytest 7.4+ (270개 테스트, 24 모듈)</w:t>
             </w:r>
           </w:p>
         </w:tc>
@@ -11949,7 +14075,7 @@
                 <w:sz w:val="20"/>
                 <w:szCs w:val="20"/>
               </w:rPr>
-              <w:t xml:space="preserve">pytest 255개, MC 38,400회, 코드리뷰 25건 수정</w:t>
+              <w:t xml:space="preserve">pytest 270개, MC 38,400회, 코드리뷰 25건 수정</w:t>
             </w:r>
           </w:p>
         </w:tc>
@@ -12374,7 +14500,7 @@
           <w:sz w:val="22"/>
           <w:szCs w:val="22"/>
         </w:rPr>
-        <w:t xml:space="preserve">22개 모듈에 걸쳐 255개의 자동화된 테스트를 구축하였다. 단위 테스트(APF, CPA, RA 등), 통합 테스트(시뮬레이터 E2E), 시나리오 테스트(8개 시나리오 자동 실행)를 포함한다. GitHub Actions CI를 통해 모든 커밋에 자동 테스트가 실행된다.</w:t>
+        <w:t xml:space="preserve">24개 모듈에 걸쳐 270개의 자동화된 테스트를 구축하였다. 단위 테스트(APF, CPA, RA 등), 통합 테스트(시뮬레이터 E2E), 시나리오 테스트(8개 시나리오 자동 실행)를 포함한다. GitHub Actions CI를 통해 모든 커밋에 자동 테스트가 실행된다.</w:t>
       </w:r>
     </w:p>
     <w:p>

--- a/docs/report/SDACS_Technical_Report_v2.docx
+++ b/docs/report/SDACS_Technical_Report_v2.docx
@@ -7861,7 +7861,7 @@
                 <w:sz w:val="20"/>
                 <w:szCs w:val="20"/>
               </w:rPr>
-              <w:t xml:space="preserve">270개 (24 모듈)</w:t>
+              <w:t xml:space="preserve">292개 (25 모듈)</w:t>
             </w:r>
           </w:p>
         </w:tc>
@@ -13121,7 +13121,7 @@
                 <w:sz w:val="20"/>
                 <w:szCs w:val="20"/>
               </w:rPr>
-              <w:t xml:space="preserve">pytest 7.4+ (270개 테스트, 24 모듈)</w:t>
+              <w:t xml:space="preserve">pytest 7.4+ (292개 테스트, 25 모듈)</w:t>
             </w:r>
           </w:p>
         </w:tc>
@@ -14075,7 +14075,7 @@
                 <w:sz w:val="20"/>
                 <w:szCs w:val="20"/>
               </w:rPr>
-              <w:t xml:space="preserve">pytest 270개, MC 38,400회, 코드리뷰 25건 수정</w:t>
+              <w:t xml:space="preserve">pytest 292개, MC 38,400회, 코드리뷰 25건 수정</w:t>
             </w:r>
           </w:p>
         </w:tc>
@@ -14500,7 +14500,7 @@
           <w:sz w:val="22"/>
           <w:szCs w:val="22"/>
         </w:rPr>
-        <w:t xml:space="preserve">24개 모듈에 걸쳐 270개의 자동화된 테스트를 구축하였다. 단위 테스트(APF, CPA, RA 등), 통합 테스트(시뮬레이터 E2E), 시나리오 테스트(8개 시나리오 자동 실행)를 포함한다. GitHub Actions CI를 통해 모든 커밋에 자동 테스트가 실행된다.</w:t>
+        <w:t xml:space="preserve">25개 모듈에 걸쳐 292개의 자동화된 테스트를 구축하였다. 단위 테스트(APF, CPA, RA 등), 통합 테스트(시뮬레이터 E2E), 시나리오 테스트(8개 시나리오 자동 실행)를 포함한다. GitHub Actions CI를 통해 모든 커밋에 자동 테스트가 실행된다.</w:t>
       </w:r>
     </w:p>
     <w:p>
